--- a/강의정리/N052/N052_실습과제_제출보고서.docx
+++ b/강의정리/N052/N052_실습과제_제출보고서.docx
@@ -294,7 +294,29 @@
           <w:sz w:val="21"/>
           <w:szCs w:val="21"/>
         </w:rPr>
-        <w:t xml:space="preserve">: 12번 "평가 체크리스트"를 보고 항목별로 점수와 한 줄 의견을 남겨 주세요.</w:t>
+        <w:t xml:space="preserve">: 12번 "평가 체크리스트"에 수행 쪽의 자기 평가(점수와 한 줄 의견)를 먼저 적어 두었습니다. 증거 화면은 13번의 </w:t>
+      </w:r>
+      <w:r>
+        <w:rPr>
+          <w:rFonts w:ascii="Consolas" w:cs="Consolas" w:eastAsia="Consolas" w:hAnsi="Consolas"/>
+          <w:b w:val="false"/>
+          <w:bCs w:val="false"/>
+          <w:color w:val="B02A4A"/>
+          <w:sz w:val="21"/>
+          <w:szCs w:val="21"/>
+        </w:rPr>
+        <w:t xml:space="preserve">증거화면/</w:t>
+      </w:r>
+      <w:r>
+        <w:rPr>
+          <w:rFonts w:ascii="맑은 고딕" w:cs="맑은 고딕" w:eastAsia="맑은 고딕" w:hAnsi="맑은 고딕"/>
+          <w:b w:val="false"/>
+          <w:bCs w:val="false"/>
+          <w:color w:val="222222"/>
+          <w:sz w:val="21"/>
+          <w:szCs w:val="21"/>
+        </w:rPr>
+        <w:t xml:space="preserve"> 파일 번호로 찾을 수 있습니다. 이를 참고해 항목별로 점수와 한 줄 의견을 남겨 주세요.</w:t>
       </w:r>
     </w:p>
     <w:p>
@@ -11314,7 +11336,7 @@
                 <w:sz w:val="19"/>
                 <w:szCs w:val="19"/>
               </w:rPr>
-              <w:t xml:space="preserve">. 옵션: Enable Data API ✅ / Automatically expose new tables ✅ (둘 다 기본값 유지) / Enable automatic RLS ⬜ 안 켬 / GitHub 연결 안 함. DB 비밀번호는 사용자가 비밀번호 관리 도구에 저장(</w:t>
+              <w:t xml:space="preserve">(증거 03·04). 옵션: Enable Data API ✅ / Automatically expose new tables ✅ (둘 다 기본값 유지) / Enable automatic RLS ⬜ 안 켬 / GitHub 연결 안 함. DB 비밀번호는 사용자가 비밀번호 관리 도구에 저장(</w:t>
             </w:r>
             <w:r>
               <w:rPr>
@@ -11699,6 +11721,17 @@
                 <w:szCs w:val="19"/>
               </w:rPr>
               <w:t xml:space="preserve">user_settings</w:t>
+            </w:r>
+            <w:r>
+              <w:rPr>
+                <w:rFonts w:ascii="맑은 고딕" w:cs="맑은 고딕" w:eastAsia="맑은 고딕" w:hAnsi="맑은 고딕"/>
+                <w:b w:val="false"/>
+                <w:bCs w:val="false"/>
+                <w:color w:val="222222"/>
+                <w:sz w:val="19"/>
+                <w:szCs w:val="19"/>
+              </w:rPr>
+              <w:t xml:space="preserve">(증거 05·06)</w:t>
             </w:r>
           </w:p>
         </w:tc>
@@ -13697,7 +13730,7 @@
           <w:sz w:val="21"/>
           <w:szCs w:val="21"/>
         </w:rPr>
-        <w:t xml:space="preserve"> 화면 두 장을 보내 확인했다(화면의 주소·사용자 ID 값은 적지 않는다).</w:t>
+        <w:t xml:space="preserve"> 화면 두 장을 보내 확인했다(증거 07·08, 화면의 주소·사용자 ID 값은 본문에 적지 않고 캡처에서는 가렸다).</w:t>
       </w:r>
     </w:p>
     <w:p>
@@ -14885,7 +14918,7 @@
           <w:sz w:val="21"/>
           <w:szCs w:val="21"/>
         </w:rPr>
-        <w:t xml:space="preserve"> 보였으며 캐릭터 카드와 "게스트로 사용 중"도 그대로였다.</w:t>
+        <w:t xml:space="preserve"> 보였으며 캐릭터 카드와 "게스트로 사용 중"도 그대로였다(증거 09).</w:t>
       </w:r>
     </w:p>
     <w:p>
@@ -15115,7 +15148,7 @@
           <w:sz w:val="21"/>
           <w:szCs w:val="21"/>
         </w:rPr>
-        <w:t xml:space="preserve">, 인사도 또 생기지 않았다.</w:t>
+        <w:t xml:space="preserve">, 인사도 또 생기지 않았다(증거 10).</w:t>
       </w:r>
     </w:p>
     <w:tbl>
@@ -15594,7 +15627,7 @@
           <w:sz w:val="21"/>
           <w:szCs w:val="21"/>
         </w:rPr>
-        <w:t xml:space="preserve">을 열었다(blue 활성). 첫 번째 게스트를 "게스트 A", 시크릿 창을 "게스트 B"라 부른다. 캡처 3장의 결과는 다음과 같다.</w:t>
+        <w:t xml:space="preserve">을 열었다(blue 활성). 첫 번째 게스트를 "게스트 A", 시크릿 창을 "게스트 B"라 부른다. 캡처 3장(증거 11~13)의 결과는 다음과 같다.</w:t>
       </w:r>
     </w:p>
     <w:p>
@@ -16469,7 +16502,7 @@
                 <w:sz w:val="19"/>
                 <w:szCs w:val="19"/>
               </w:rPr>
-              <w:t xml:space="preserve">Docker Desktop이 꺼져 있었다(마지막 재기동 09:55 이후 시간이 지나 14시대에 확인, 꺼진 시점은 확인하지 못함). </w:t>
+              <w:t xml:space="preserve">Docker Desktop이 꺼져 있었다(증거 14, 마지막 재기동 09:55 이후 시간이 지나 14시대에 확인, 꺼진 시점은 확인하지 못함). </w:t>
             </w:r>
             <w:r>
               <w:rPr>
@@ -19423,13 +19456,90 @@
       <w:r>
         <w:rPr>
           <w:rFonts w:ascii="맑은 고딕" w:cs="맑은 고딕" w:eastAsia="맑은 고딕" w:hAnsi="맑은 고딕"/>
-          <w:b w:val="false"/>
-          <w:bCs w:val="false"/>
-          <w:color w:val="222222"/>
-          <w:sz w:val="21"/>
-          <w:szCs w:val="21"/>
-        </w:rPr>
-        <w:t xml:space="preserve">점수는 사용자(DJ)가 입력한다. 오른쪽 칸은 점수의 근거가 되는 사실 한 줄이다.</w:t>
+          <w:b/>
+          <w:bCs/>
+          <w:color w:val="222222"/>
+          <w:sz w:val="21"/>
+          <w:szCs w:val="21"/>
+        </w:rPr>
+        <w:t xml:space="preserve">점수는 Claude가 이 보고서의 기록·실습로그·증거 화면과 항목마다 대조해 매겼다(2026-10-28, 자기 평가).</w:t>
+      </w:r>
+      <w:r>
+        <w:rPr>
+          <w:rFonts w:ascii="맑은 고딕" w:cs="맑은 고딕" w:eastAsia="맑은 고딕" w:hAnsi="맑은 고딕"/>
+          <w:b w:val="false"/>
+          <w:bCs w:val="false"/>
+          <w:color w:val="222222"/>
+          <w:sz w:val="21"/>
+          <w:szCs w:val="21"/>
+        </w:rPr>
+        <w:t xml:space="preserve"> DJ가 보고 다르게 판단하면 고친다. 기준은 </w:t>
+      </w:r>
+      <w:r>
+        <w:rPr>
+          <w:rFonts w:ascii="맑은 고딕" w:cs="맑은 고딕" w:eastAsia="맑은 고딕" w:hAnsi="맑은 고딕"/>
+          <w:b/>
+          <w:bCs/>
+          <w:color w:val="222222"/>
+          <w:sz w:val="21"/>
+          <w:szCs w:val="21"/>
+        </w:rPr>
+        <w:t xml:space="preserve">5점 = 확인했고 증거(로그·화면)가 있음</w:t>
+      </w:r>
+      <w:r>
+        <w:rPr>
+          <w:rFonts w:ascii="맑은 고딕" w:cs="맑은 고딕" w:eastAsia="맑은 고딕" w:hAnsi="맑은 고딕"/>
+          <w:b w:val="false"/>
+          <w:bCs w:val="false"/>
+          <w:color w:val="222222"/>
+          <w:sz w:val="21"/>
+          <w:szCs w:val="21"/>
+        </w:rPr>
+        <w:t xml:space="preserve">, </w:t>
+      </w:r>
+      <w:r>
+        <w:rPr>
+          <w:rFonts w:ascii="맑은 고딕" w:cs="맑은 고딕" w:eastAsia="맑은 고딕" w:hAnsi="맑은 고딕"/>
+          <w:b/>
+          <w:bCs/>
+          <w:color w:val="222222"/>
+          <w:sz w:val="21"/>
+          <w:szCs w:val="21"/>
+        </w:rPr>
+        <w:t xml:space="preserve">4점 = 충족했지만 확인하지 못한 부분이 남음</w:t>
+      </w:r>
+      <w:r>
+        <w:rPr>
+          <w:rFonts w:ascii="맑은 고딕" w:cs="맑은 고딕" w:eastAsia="맑은 고딕" w:hAnsi="맑은 고딕"/>
+          <w:b w:val="false"/>
+          <w:bCs w:val="false"/>
+          <w:color w:val="222222"/>
+          <w:sz w:val="21"/>
+          <w:szCs w:val="21"/>
+        </w:rPr>
+        <w:t xml:space="preserve">, 3점 = 일부만 충족, 2점 이하 = 못 했거나 근거 없음. 오른쪽 칸에 근거가 되는 사실과 점수 이유를 한 줄씩 적었다. "증거 NN"은 </w:t>
+      </w:r>
+      <w:r>
+        <w:rPr>
+          <w:rFonts w:ascii="Consolas" w:cs="Consolas" w:eastAsia="Consolas" w:hAnsi="Consolas"/>
+          <w:b w:val="false"/>
+          <w:bCs w:val="false"/>
+          <w:color w:val="B02A4A"/>
+          <w:sz w:val="21"/>
+          <w:szCs w:val="21"/>
+        </w:rPr>
+        <w:t xml:space="preserve">증거화면/</w:t>
+      </w:r>
+      <w:r>
+        <w:rPr>
+          <w:rFonts w:ascii="맑은 고딕" w:cs="맑은 고딕" w:eastAsia="맑은 고딕" w:hAnsi="맑은 고딕"/>
+          <w:b w:val="false"/>
+          <w:bCs w:val="false"/>
+          <w:color w:val="222222"/>
+          <w:sz w:val="21"/>
+          <w:szCs w:val="21"/>
+        </w:rPr>
+        <w:t xml:space="preserve"> 폴더의 파일 번호이다.</w:t>
       </w:r>
     </w:p>
     <w:tbl>
@@ -19445,11 +19555,11 @@
         </w:tblBorders>
       </w:tblPr>
       <w:tblGrid>
-        <w:gridCol w:w="692"/>
-        <w:gridCol w:w="2770"/>
-        <w:gridCol w:w="692"/>
-        <w:gridCol w:w="692"/>
-        <w:gridCol w:w="4514"/>
+        <w:gridCol w:w="674"/>
+        <w:gridCol w:w="2698"/>
+        <w:gridCol w:w="674"/>
+        <w:gridCol w:w="674"/>
+        <w:gridCol w:w="4640"/>
       </w:tblGrid>
       <w:tr>
         <w:trPr>
@@ -19458,7 +19568,7 @@
         </w:trPr>
         <w:tc>
           <w:tcPr>
-            <w:tcW w:type="dxa" w:w="692"/>
+            <w:tcW w:type="dxa" w:w="674"/>
             <w:tcBorders>
               <w:top w:val="single" w:color="BFBFBF" w:sz="4"/>
               <w:left w:val="single" w:color="BFBFBF" w:sz="4"/>
@@ -19492,7 +19602,7 @@
         </w:tc>
         <w:tc>
           <w:tcPr>
-            <w:tcW w:type="dxa" w:w="2770"/>
+            <w:tcW w:type="dxa" w:w="2698"/>
             <w:tcBorders>
               <w:top w:val="single" w:color="BFBFBF" w:sz="4"/>
               <w:left w:val="single" w:color="BFBFBF" w:sz="4"/>
@@ -19526,7 +19636,7 @@
         </w:tc>
         <w:tc>
           <w:tcPr>
-            <w:tcW w:type="dxa" w:w="692"/>
+            <w:tcW w:type="dxa" w:w="674"/>
             <w:tcBorders>
               <w:top w:val="single" w:color="BFBFBF" w:sz="4"/>
               <w:left w:val="single" w:color="BFBFBF" w:sz="4"/>
@@ -19560,7 +19670,7 @@
         </w:tc>
         <w:tc>
           <w:tcPr>
-            <w:tcW w:type="dxa" w:w="692"/>
+            <w:tcW w:type="dxa" w:w="674"/>
             <w:tcBorders>
               <w:top w:val="single" w:color="BFBFBF" w:sz="4"/>
               <w:left w:val="single" w:color="BFBFBF" w:sz="4"/>
@@ -19594,7 +19704,7 @@
         </w:tc>
         <w:tc>
           <w:tcPr>
-            <w:tcW w:type="dxa" w:w="4514"/>
+            <w:tcW w:type="dxa" w:w="4640"/>
             <w:tcBorders>
               <w:top w:val="single" w:color="BFBFBF" w:sz="4"/>
               <w:left w:val="single" w:color="BFBFBF" w:sz="4"/>
@@ -19622,7 +19732,7 @@
                 <w:sz w:val="19"/>
                 <w:szCs w:val="19"/>
               </w:rPr>
-              <w:t xml:space="preserve">근거가 되는 사실</w:t>
+              <w:t xml:space="preserve">근거가 되는 사실과 한 줄 의견</w:t>
             </w:r>
           </w:p>
         </w:tc>
@@ -19633,7 +19743,7 @@
         </w:trPr>
         <w:tc>
           <w:tcPr>
-            <w:tcW w:type="dxa" w:w="692"/>
+            <w:tcW w:type="dxa" w:w="674"/>
             <w:tcBorders>
               <w:top w:val="single" w:color="BFBFBF" w:sz="4"/>
               <w:left w:val="single" w:color="BFBFBF" w:sz="4"/>
@@ -19666,7 +19776,7 @@
         </w:tc>
         <w:tc>
           <w:tcPr>
-            <w:tcW w:type="dxa" w:w="2770"/>
+            <w:tcW w:type="dxa" w:w="2698"/>
             <w:tcBorders>
               <w:top w:val="single" w:color="BFBFBF" w:sz="4"/>
               <w:left w:val="single" w:color="BFBFBF" w:sz="4"/>
@@ -19699,7 +19809,7 @@
         </w:tc>
         <w:tc>
           <w:tcPr>
-            <w:tcW w:type="dxa" w:w="692"/>
+            <w:tcW w:type="dxa" w:w="674"/>
             <w:tcBorders>
               <w:top w:val="single" w:color="BFBFBF" w:sz="4"/>
               <w:left w:val="single" w:color="BFBFBF" w:sz="4"/>
@@ -19732,40 +19842,40 @@
         </w:tc>
         <w:tc>
           <w:tcPr>
-            <w:tcW w:type="dxa" w:w="692"/>
-            <w:tcBorders>
-              <w:top w:val="single" w:color="BFBFBF" w:sz="4"/>
-              <w:left w:val="single" w:color="BFBFBF" w:sz="4"/>
-              <w:bottom w:val="single" w:color="BFBFBF" w:sz="4"/>
-              <w:right w:val="single" w:color="BFBFBF" w:sz="4"/>
-            </w:tcBorders>
-            <w:tcMar>
-              <w:top w:type="dxa" w:w="60"/>
-              <w:left w:type="dxa" w:w="100"/>
-              <w:bottom w:type="dxa" w:w="60"/>
-              <w:right w:type="dxa" w:w="100"/>
-            </w:tcMar>
-          </w:tcPr>
-          <w:p>
-            <w:pPr>
-              <w:spacing w:after="0" w:line="264"/>
-            </w:pPr>
-            <w:r>
-              <w:rPr>
-                <w:rFonts w:ascii="맑은 고딕" w:cs="맑은 고딕" w:eastAsia="맑은 고딕" w:hAnsi="맑은 고딕"/>
-                <w:b w:val="false"/>
-                <w:bCs w:val="false"/>
-                <w:color w:val="222222"/>
-                <w:sz w:val="19"/>
-                <w:szCs w:val="19"/>
-              </w:rPr>
-              <w:t xml:space="preserve">(DJ 입력)</w:t>
-            </w:r>
-          </w:p>
-        </w:tc>
-        <w:tc>
-          <w:tcPr>
-            <w:tcW w:type="dxa" w:w="4514"/>
+            <w:tcW w:type="dxa" w:w="674"/>
+            <w:tcBorders>
+              <w:top w:val="single" w:color="BFBFBF" w:sz="4"/>
+              <w:left w:val="single" w:color="BFBFBF" w:sz="4"/>
+              <w:bottom w:val="single" w:color="BFBFBF" w:sz="4"/>
+              <w:right w:val="single" w:color="BFBFBF" w:sz="4"/>
+            </w:tcBorders>
+            <w:tcMar>
+              <w:top w:type="dxa" w:w="60"/>
+              <w:left w:type="dxa" w:w="100"/>
+              <w:bottom w:type="dxa" w:w="60"/>
+              <w:right w:type="dxa" w:w="100"/>
+            </w:tcMar>
+          </w:tcPr>
+          <w:p>
+            <w:pPr>
+              <w:spacing w:after="0" w:line="264"/>
+            </w:pPr>
+            <w:r>
+              <w:rPr>
+                <w:rFonts w:ascii="맑은 고딕" w:cs="맑은 고딕" w:eastAsia="맑은 고딕" w:hAnsi="맑은 고딕"/>
+                <w:b/>
+                <w:bCs/>
+                <w:color w:val="222222"/>
+                <w:sz w:val="19"/>
+                <w:szCs w:val="19"/>
+              </w:rPr>
+              <w:t xml:space="preserve">5</w:t>
+            </w:r>
+          </w:p>
+        </w:tc>
+        <w:tc>
+          <w:tcPr>
+            <w:tcW w:type="dxa" w:w="4640"/>
             <w:tcBorders>
               <w:top w:val="single" w:color="BFBFBF" w:sz="4"/>
               <w:left w:val="single" w:color="BFBFBF" w:sz="4"/>
@@ -19869,7 +19979,29 @@
                 <w:sz w:val="19"/>
                 <w:szCs w:val="19"/>
               </w:rPr>
-              <w:t xml:space="preserve">은 연결 안 됨</w:t>
+              <w:t xml:space="preserve">은 연결 안 됨(증거 01). </w:t>
+            </w:r>
+            <w:r>
+              <w:rPr>
+                <w:rFonts w:ascii="맑은 고딕" w:cs="맑은 고딕" w:eastAsia="맑은 고딕" w:hAnsi="맑은 고딕"/>
+                <w:b/>
+                <w:bCs/>
+                <w:color w:val="222222"/>
+                <w:sz w:val="19"/>
+                <w:szCs w:val="19"/>
+              </w:rPr>
+              <w:t xml:space="preserve">의견:</w:t>
+            </w:r>
+            <w:r>
+              <w:rPr>
+                <w:rFonts w:ascii="맑은 고딕" w:cs="맑은 고딕" w:eastAsia="맑은 고딕" w:hAnsi="맑은 고딕"/>
+                <w:b w:val="false"/>
+                <w:bCs w:val="false"/>
+                <w:color w:val="222222"/>
+                <w:sz w:val="19"/>
+                <w:szCs w:val="19"/>
+              </w:rPr>
+              <w:t xml:space="preserve"> 엔진이 꺼져 있던 시작 상태까지 점검해 해결하고 포트 노출을 명령 출력으로 확인했다.</w:t>
             </w:r>
           </w:p>
         </w:tc>
@@ -19880,7 +20012,7 @@
         </w:trPr>
         <w:tc>
           <w:tcPr>
-            <w:tcW w:type="dxa" w:w="692"/>
+            <w:tcW w:type="dxa" w:w="674"/>
             <w:tcBorders>
               <w:top w:val="single" w:color="BFBFBF" w:sz="4"/>
               <w:left w:val="single" w:color="BFBFBF" w:sz="4"/>
@@ -19914,7 +20046,7 @@
         </w:tc>
         <w:tc>
           <w:tcPr>
-            <w:tcW w:type="dxa" w:w="2770"/>
+            <w:tcW w:type="dxa" w:w="2698"/>
             <w:tcBorders>
               <w:top w:val="single" w:color="BFBFBF" w:sz="4"/>
               <w:left w:val="single" w:color="BFBFBF" w:sz="4"/>
@@ -19948,7 +20080,7 @@
         </w:tc>
         <w:tc>
           <w:tcPr>
-            <w:tcW w:type="dxa" w:w="692"/>
+            <w:tcW w:type="dxa" w:w="674"/>
             <w:tcBorders>
               <w:top w:val="single" w:color="BFBFBF" w:sz="4"/>
               <w:left w:val="single" w:color="BFBFBF" w:sz="4"/>
@@ -19982,7 +20114,7 @@
         </w:tc>
         <w:tc>
           <w:tcPr>
-            <w:tcW w:type="dxa" w:w="692"/>
+            <w:tcW w:type="dxa" w:w="674"/>
             <w:tcBorders>
               <w:top w:val="single" w:color="BFBFBF" w:sz="4"/>
               <w:left w:val="single" w:color="BFBFBF" w:sz="4"/>
@@ -20004,19 +20136,19 @@
             <w:r>
               <w:rPr>
                 <w:rFonts w:ascii="맑은 고딕" w:cs="맑은 고딕" w:eastAsia="맑은 고딕" w:hAnsi="맑은 고딕"/>
-                <w:b w:val="false"/>
-                <w:bCs w:val="false"/>
-                <w:color w:val="222222"/>
-                <w:sz w:val="19"/>
-                <w:szCs w:val="19"/>
-              </w:rPr>
-              <w:t xml:space="preserve">(DJ 입력)</w:t>
-            </w:r>
-          </w:p>
-        </w:tc>
-        <w:tc>
-          <w:tcPr>
-            <w:tcW w:type="dxa" w:w="4514"/>
+                <w:b/>
+                <w:bCs/>
+                <w:color w:val="222222"/>
+                <w:sz w:val="19"/>
+                <w:szCs w:val="19"/>
+              </w:rPr>
+              <w:t xml:space="preserve">5</w:t>
+            </w:r>
+          </w:p>
+        </w:tc>
+        <w:tc>
+          <w:tcPr>
+            <w:tcW w:type="dxa" w:w="4640"/>
             <w:tcBorders>
               <w:top w:val="single" w:color="BFBFBF" w:sz="4"/>
               <w:left w:val="single" w:color="BFBFBF" w:sz="4"/>
@@ -20044,7 +20176,29 @@
                 <w:sz w:val="19"/>
                 <w:szCs w:val="19"/>
               </w:rPr>
-              <w:t xml:space="preserve">341건 중 실패 0건, 전환·롤백 모두 reload 후 1초 안에 응답 쪽이 바뀜</w:t>
+              <w:t xml:space="preserve">341건 중 실패 0건, 전환·롤백 모두 reload 후 1초 안에 응답 쪽이 바뀜(증거 02). </w:t>
+            </w:r>
+            <w:r>
+              <w:rPr>
+                <w:rFonts w:ascii="맑은 고딕" w:cs="맑은 고딕" w:eastAsia="맑은 고딕" w:hAnsi="맑은 고딕"/>
+                <w:b/>
+                <w:bCs/>
+                <w:color w:val="222222"/>
+                <w:sz w:val="19"/>
+                <w:szCs w:val="19"/>
+              </w:rPr>
+              <w:t xml:space="preserve">의견:</w:t>
+            </w:r>
+            <w:r>
+              <w:rPr>
+                <w:rFonts w:ascii="맑은 고딕" w:cs="맑은 고딕" w:eastAsia="맑은 고딕" w:hAnsi="맑은 고딕"/>
+                <w:b w:val="false"/>
+                <w:bCs w:val="false"/>
+                <w:color w:val="222222"/>
+                <w:sz w:val="19"/>
+                <w:szCs w:val="19"/>
+              </w:rPr>
+              <w:t xml:space="preserve"> 숫자와 로그가 모두 있다. 단, "실패 0건"은 요청 가용성일 뿐이며 상태 연속성은 6절에서 따로 확인했다.</w:t>
             </w:r>
           </w:p>
         </w:tc>
@@ -20055,7 +20209,7 @@
         </w:trPr>
         <w:tc>
           <w:tcPr>
-            <w:tcW w:type="dxa" w:w="692"/>
+            <w:tcW w:type="dxa" w:w="674"/>
             <w:tcBorders>
               <w:top w:val="single" w:color="BFBFBF" w:sz="4"/>
               <w:left w:val="single" w:color="BFBFBF" w:sz="4"/>
@@ -20088,7 +20242,7 @@
         </w:tc>
         <w:tc>
           <w:tcPr>
-            <w:tcW w:type="dxa" w:w="2770"/>
+            <w:tcW w:type="dxa" w:w="2698"/>
             <w:tcBorders>
               <w:top w:val="single" w:color="BFBFBF" w:sz="4"/>
               <w:left w:val="single" w:color="BFBFBF" w:sz="4"/>
@@ -20121,7 +20275,7 @@
         </w:tc>
         <w:tc>
           <w:tcPr>
-            <w:tcW w:type="dxa" w:w="692"/>
+            <w:tcW w:type="dxa" w:w="674"/>
             <w:tcBorders>
               <w:top w:val="single" w:color="BFBFBF" w:sz="4"/>
               <w:left w:val="single" w:color="BFBFBF" w:sz="4"/>
@@ -20154,67 +20308,133 @@
         </w:tc>
         <w:tc>
           <w:tcPr>
-            <w:tcW w:type="dxa" w:w="692"/>
-            <w:tcBorders>
-              <w:top w:val="single" w:color="BFBFBF" w:sz="4"/>
-              <w:left w:val="single" w:color="BFBFBF" w:sz="4"/>
-              <w:bottom w:val="single" w:color="BFBFBF" w:sz="4"/>
-              <w:right w:val="single" w:color="BFBFBF" w:sz="4"/>
-            </w:tcBorders>
-            <w:tcMar>
-              <w:top w:type="dxa" w:w="60"/>
-              <w:left w:type="dxa" w:w="100"/>
-              <w:bottom w:type="dxa" w:w="60"/>
-              <w:right w:type="dxa" w:w="100"/>
-            </w:tcMar>
-          </w:tcPr>
-          <w:p>
-            <w:pPr>
-              <w:spacing w:after="0" w:line="264"/>
-            </w:pPr>
-            <w:r>
-              <w:rPr>
-                <w:rFonts w:ascii="맑은 고딕" w:cs="맑은 고딕" w:eastAsia="맑은 고딕" w:hAnsi="맑은 고딕"/>
-                <w:b w:val="false"/>
-                <w:bCs w:val="false"/>
-                <w:color w:val="222222"/>
-                <w:sz w:val="19"/>
-                <w:szCs w:val="19"/>
-              </w:rPr>
-              <w:t xml:space="preserve">(DJ 입력)</w:t>
-            </w:r>
-          </w:p>
-        </w:tc>
-        <w:tc>
-          <w:tcPr>
-            <w:tcW w:type="dxa" w:w="4514"/>
-            <w:tcBorders>
-              <w:top w:val="single" w:color="BFBFBF" w:sz="4"/>
-              <w:left w:val="single" w:color="BFBFBF" w:sz="4"/>
-              <w:bottom w:val="single" w:color="BFBFBF" w:sz="4"/>
-              <w:right w:val="single" w:color="BFBFBF" w:sz="4"/>
-            </w:tcBorders>
-            <w:tcMar>
-              <w:top w:type="dxa" w:w="60"/>
-              <w:left w:type="dxa" w:w="100"/>
-              <w:bottom w:type="dxa" w:w="60"/>
-              <w:right w:type="dxa" w:w="100"/>
-            </w:tcMar>
-          </w:tcPr>
-          <w:p>
-            <w:pPr>
-              <w:spacing w:after="0" w:line="264"/>
-            </w:pPr>
-            <w:r>
-              <w:rPr>
-                <w:rFonts w:ascii="맑은 고딕" w:cs="맑은 고딕" w:eastAsia="맑은 고딕" w:hAnsi="맑은 고딕"/>
-                <w:b w:val="false"/>
-                <w:bCs w:val="false"/>
-                <w:color w:val="222222"/>
-                <w:sz w:val="19"/>
-                <w:szCs w:val="19"/>
-              </w:rPr>
-              <w:t xml:space="preserve">147건 중 blue 110(75%)·green 37(25%), green이 요청 4개마다 한 번 응답</w:t>
+            <w:tcW w:type="dxa" w:w="674"/>
+            <w:tcBorders>
+              <w:top w:val="single" w:color="BFBFBF" w:sz="4"/>
+              <w:left w:val="single" w:color="BFBFBF" w:sz="4"/>
+              <w:bottom w:val="single" w:color="BFBFBF" w:sz="4"/>
+              <w:right w:val="single" w:color="BFBFBF" w:sz="4"/>
+            </w:tcBorders>
+            <w:tcMar>
+              <w:top w:type="dxa" w:w="60"/>
+              <w:left w:type="dxa" w:w="100"/>
+              <w:bottom w:type="dxa" w:w="60"/>
+              <w:right w:type="dxa" w:w="100"/>
+            </w:tcMar>
+          </w:tcPr>
+          <w:p>
+            <w:pPr>
+              <w:spacing w:after="0" w:line="264"/>
+            </w:pPr>
+            <w:r>
+              <w:rPr>
+                <w:rFonts w:ascii="맑은 고딕" w:cs="맑은 고딕" w:eastAsia="맑은 고딕" w:hAnsi="맑은 고딕"/>
+                <w:b/>
+                <w:bCs/>
+                <w:color w:val="222222"/>
+                <w:sz w:val="19"/>
+                <w:szCs w:val="19"/>
+              </w:rPr>
+              <w:t xml:space="preserve">5</w:t>
+            </w:r>
+          </w:p>
+        </w:tc>
+        <w:tc>
+          <w:tcPr>
+            <w:tcW w:type="dxa" w:w="4640"/>
+            <w:tcBorders>
+              <w:top w:val="single" w:color="BFBFBF" w:sz="4"/>
+              <w:left w:val="single" w:color="BFBFBF" w:sz="4"/>
+              <w:bottom w:val="single" w:color="BFBFBF" w:sz="4"/>
+              <w:right w:val="single" w:color="BFBFBF" w:sz="4"/>
+            </w:tcBorders>
+            <w:tcMar>
+              <w:top w:type="dxa" w:w="60"/>
+              <w:left w:type="dxa" w:w="100"/>
+              <w:bottom w:type="dxa" w:w="60"/>
+              <w:right w:type="dxa" w:w="100"/>
+            </w:tcMar>
+          </w:tcPr>
+          <w:p>
+            <w:pPr>
+              <w:spacing w:after="0" w:line="264"/>
+            </w:pPr>
+            <w:r>
+              <w:rPr>
+                <w:rFonts w:ascii="맑은 고딕" w:cs="맑은 고딕" w:eastAsia="맑은 고딕" w:hAnsi="맑은 고딕"/>
+                <w:b w:val="false"/>
+                <w:bCs w:val="false"/>
+                <w:color w:val="222222"/>
+                <w:sz w:val="19"/>
+                <w:szCs w:val="19"/>
+              </w:rPr>
+              <w:t xml:space="preserve">147건 중 blue 110(75%)·green 37(25%), green이 요청 4개마다 한 번 응답. </w:t>
+            </w:r>
+            <w:r>
+              <w:rPr>
+                <w:rFonts w:ascii="맑은 고딕" w:cs="맑은 고딕" w:eastAsia="맑은 고딕" w:hAnsi="맑은 고딕"/>
+                <w:b/>
+                <w:bCs/>
+                <w:color w:val="222222"/>
+                <w:sz w:val="19"/>
+                <w:szCs w:val="19"/>
+              </w:rPr>
+              <w:t xml:space="preserve">의견:</w:t>
+            </w:r>
+            <w:r>
+              <w:rPr>
+                <w:rFonts w:ascii="맑은 고딕" w:cs="맑은 고딕" w:eastAsia="맑은 고딕" w:hAnsi="맑은 고딕"/>
+                <w:b w:val="false"/>
+                <w:bCs w:val="false"/>
+                <w:color w:val="222222"/>
+                <w:sz w:val="19"/>
+                <w:szCs w:val="19"/>
+              </w:rPr>
+              <w:t xml:space="preserve"> </w:t>
+            </w:r>
+            <w:r>
+              <w:rPr>
+                <w:rFonts w:ascii="Consolas" w:cs="Consolas" w:eastAsia="Consolas" w:hAnsi="Consolas"/>
+                <w:b w:val="false"/>
+                <w:bCs w:val="false"/>
+                <w:color w:val="B02A4A"/>
+                <w:sz w:val="19"/>
+                <w:szCs w:val="19"/>
+              </w:rPr>
+              <w:t xml:space="preserve">weight=3</w:t>
+            </w:r>
+            <w:r>
+              <w:rPr>
+                <w:rFonts w:ascii="맑은 고딕" w:cs="맑은 고딕" w:eastAsia="맑은 고딕" w:hAnsi="맑은 고딕"/>
+                <w:b w:val="false"/>
+                <w:bCs w:val="false"/>
+                <w:color w:val="222222"/>
+                <w:sz w:val="19"/>
+                <w:szCs w:val="19"/>
+              </w:rPr>
+              <w:t xml:space="preserve"> 설정과 측정 비율이 정확히 맞고, 교안 예시 수치(1013건)와 다른 이유도 적었다. </w:t>
+            </w:r>
+            <w:r>
+              <w:rPr>
+                <w:rFonts w:ascii="Consolas" w:cs="Consolas" w:eastAsia="Consolas" w:hAnsi="Consolas"/>
+                <w:b w:val="false"/>
+                <w:bCs w:val="false"/>
+                <w:color w:val="B02A4A"/>
+                <w:sz w:val="19"/>
+                <w:szCs w:val="19"/>
+              </w:rPr>
+              <w:t xml:space="preserve">zone</w:t>
+            </w:r>
+            <w:r>
+              <w:rPr>
+                <w:rFonts w:ascii="맑은 고딕" w:cs="맑은 고딕" w:eastAsia="맑은 고딕" w:hAnsi="맑은 고딕"/>
+                <w:b w:val="false"/>
+                <w:bCs w:val="false"/>
+                <w:color w:val="222222"/>
+                <w:sz w:val="19"/>
+                <w:szCs w:val="19"/>
+              </w:rPr>
+              <w:t xml:space="preserve"> 없는 분배는 시험하지 않았으나 이 항목의 범위 밖이라 감점하지 않았다.</w:t>
             </w:r>
           </w:p>
         </w:tc>
@@ -20225,7 +20445,7 @@
         </w:trPr>
         <w:tc>
           <w:tcPr>
-            <w:tcW w:type="dxa" w:w="692"/>
+            <w:tcW w:type="dxa" w:w="674"/>
             <w:tcBorders>
               <w:top w:val="single" w:color="BFBFBF" w:sz="4"/>
               <w:left w:val="single" w:color="BFBFBF" w:sz="4"/>
@@ -20259,7 +20479,7 @@
         </w:tc>
         <w:tc>
           <w:tcPr>
-            <w:tcW w:type="dxa" w:w="2770"/>
+            <w:tcW w:type="dxa" w:w="2698"/>
             <w:tcBorders>
               <w:top w:val="single" w:color="BFBFBF" w:sz="4"/>
               <w:left w:val="single" w:color="BFBFBF" w:sz="4"/>
@@ -20293,7 +20513,7 @@
         </w:tc>
         <w:tc>
           <w:tcPr>
-            <w:tcW w:type="dxa" w:w="692"/>
+            <w:tcW w:type="dxa" w:w="674"/>
             <w:tcBorders>
               <w:top w:val="single" w:color="BFBFBF" w:sz="4"/>
               <w:left w:val="single" w:color="BFBFBF" w:sz="4"/>
@@ -20327,7 +20547,7 @@
         </w:tc>
         <w:tc>
           <w:tcPr>
-            <w:tcW w:type="dxa" w:w="692"/>
+            <w:tcW w:type="dxa" w:w="674"/>
             <w:tcBorders>
               <w:top w:val="single" w:color="BFBFBF" w:sz="4"/>
               <w:left w:val="single" w:color="BFBFBF" w:sz="4"/>
@@ -20349,19 +20569,19 @@
             <w:r>
               <w:rPr>
                 <w:rFonts w:ascii="맑은 고딕" w:cs="맑은 고딕" w:eastAsia="맑은 고딕" w:hAnsi="맑은 고딕"/>
-                <w:b w:val="false"/>
-                <w:bCs w:val="false"/>
-                <w:color w:val="222222"/>
-                <w:sz w:val="19"/>
-                <w:szCs w:val="19"/>
-              </w:rPr>
-              <w:t xml:space="preserve">(DJ 입력)</w:t>
-            </w:r>
-          </w:p>
-        </w:tc>
-        <w:tc>
-          <w:tcPr>
-            <w:tcW w:type="dxa" w:w="4514"/>
+                <w:b/>
+                <w:bCs/>
+                <w:color w:val="222222"/>
+                <w:sz w:val="19"/>
+                <w:szCs w:val="19"/>
+              </w:rPr>
+              <w:t xml:space="preserve">4</w:t>
+            </w:r>
+          </w:p>
+        </w:tc>
+        <w:tc>
+          <w:tcPr>
+            <w:tcW w:type="dxa" w:w="4640"/>
             <w:tcBorders>
               <w:top w:val="single" w:color="BFBFBF" w:sz="4"/>
               <w:left w:val="single" w:color="BFBFBF" w:sz="4"/>
@@ -20411,7 +20631,29 @@
                 <w:sz w:val="19"/>
                 <w:szCs w:val="19"/>
               </w:rPr>
-              <w:t xml:space="preserve">)은 추정으로 표시</w:t>
+              <w:t xml:space="preserve">)은 추정으로 표시. </w:t>
+            </w:r>
+            <w:r>
+              <w:rPr>
+                <w:rFonts w:ascii="맑은 고딕" w:cs="맑은 고딕" w:eastAsia="맑은 고딕" w:hAnsi="맑은 고딕"/>
+                <w:b/>
+                <w:bCs/>
+                <w:color w:val="222222"/>
+                <w:sz w:val="19"/>
+                <w:szCs w:val="19"/>
+              </w:rPr>
+              <w:t xml:space="preserve">의견:</w:t>
+            </w:r>
+            <w:r>
+              <w:rPr>
+                <w:rFonts w:ascii="맑은 고딕" w:cs="맑은 고딕" w:eastAsia="맑은 고딕" w:hAnsi="맑은 고딕"/>
+                <w:b w:val="false"/>
+                <w:bCs w:val="false"/>
+                <w:color w:val="222222"/>
+                <w:sz w:val="19"/>
+                <w:szCs w:val="19"/>
+              </w:rPr>
+              <w:t xml:space="preserve"> 두 설정 비교와 핵심 결론은 확실하다. 감점 이유는 교안의 60초와 달리 38초가 나온 원인을 "환경 차이로 추정"만 하고 확인하지 못했기 때문이다(9절).</w:t>
             </w:r>
           </w:p>
         </w:tc>
@@ -20422,7 +20664,7 @@
         </w:trPr>
         <w:tc>
           <w:tcPr>
-            <w:tcW w:type="dxa" w:w="692"/>
+            <w:tcW w:type="dxa" w:w="674"/>
             <w:tcBorders>
               <w:top w:val="single" w:color="BFBFBF" w:sz="4"/>
               <w:left w:val="single" w:color="BFBFBF" w:sz="4"/>
@@ -20455,7 +20697,7 @@
         </w:tc>
         <w:tc>
           <w:tcPr>
-            <w:tcW w:type="dxa" w:w="2770"/>
+            <w:tcW w:type="dxa" w:w="2698"/>
             <w:tcBorders>
               <w:top w:val="single" w:color="BFBFBF" w:sz="4"/>
               <w:left w:val="single" w:color="BFBFBF" w:sz="4"/>
@@ -20488,7 +20730,7 @@
         </w:tc>
         <w:tc>
           <w:tcPr>
-            <w:tcW w:type="dxa" w:w="692"/>
+            <w:tcW w:type="dxa" w:w="674"/>
             <w:tcBorders>
               <w:top w:val="single" w:color="BFBFBF" w:sz="4"/>
               <w:left w:val="single" w:color="BFBFBF" w:sz="4"/>
@@ -20521,67 +20763,89 @@
         </w:tc>
         <w:tc>
           <w:tcPr>
-            <w:tcW w:type="dxa" w:w="692"/>
-            <w:tcBorders>
-              <w:top w:val="single" w:color="BFBFBF" w:sz="4"/>
-              <w:left w:val="single" w:color="BFBFBF" w:sz="4"/>
-              <w:bottom w:val="single" w:color="BFBFBF" w:sz="4"/>
-              <w:right w:val="single" w:color="BFBFBF" w:sz="4"/>
-            </w:tcBorders>
-            <w:tcMar>
-              <w:top w:type="dxa" w:w="60"/>
-              <w:left w:type="dxa" w:w="100"/>
-              <w:bottom w:type="dxa" w:w="60"/>
-              <w:right w:type="dxa" w:w="100"/>
-            </w:tcMar>
-          </w:tcPr>
-          <w:p>
-            <w:pPr>
-              <w:spacing w:after="0" w:line="264"/>
-            </w:pPr>
-            <w:r>
-              <w:rPr>
-                <w:rFonts w:ascii="맑은 고딕" w:cs="맑은 고딕" w:eastAsia="맑은 고딕" w:hAnsi="맑은 고딕"/>
-                <w:b w:val="false"/>
-                <w:bCs w:val="false"/>
-                <w:color w:val="222222"/>
-                <w:sz w:val="19"/>
-                <w:szCs w:val="19"/>
-              </w:rPr>
-              <w:t xml:space="preserve">(DJ 입력)</w:t>
-            </w:r>
-          </w:p>
-        </w:tc>
-        <w:tc>
-          <w:tcPr>
-            <w:tcW w:type="dxa" w:w="4514"/>
-            <w:tcBorders>
-              <w:top w:val="single" w:color="BFBFBF" w:sz="4"/>
-              <w:left w:val="single" w:color="BFBFBF" w:sz="4"/>
-              <w:bottom w:val="single" w:color="BFBFBF" w:sz="4"/>
-              <w:right w:val="single" w:color="BFBFBF" w:sz="4"/>
-            </w:tcBorders>
-            <w:tcMar>
-              <w:top w:type="dxa" w:w="60"/>
-              <w:left w:type="dxa" w:w="100"/>
-              <w:bottom w:type="dxa" w:w="60"/>
-              <w:right w:type="dxa" w:w="100"/>
-            </w:tcMar>
-          </w:tcPr>
-          <w:p>
-            <w:pPr>
-              <w:spacing w:after="0" w:line="264"/>
-            </w:pPr>
-            <w:r>
-              <w:rPr>
-                <w:rFonts w:ascii="맑은 고딕" w:cs="맑은 고딕" w:eastAsia="맑은 고딕" w:hAnsi="맑은 고딕"/>
-                <w:b w:val="false"/>
-                <w:bCs w:val="false"/>
-                <w:color w:val="222222"/>
-                <w:sz w:val="19"/>
-                <w:szCs w:val="19"/>
-              </w:rPr>
-              <w:t xml:space="preserve">메모리 저장에서 green 0/0 → blue 복귀 2/1 → blue 재시작 0/0</w:t>
+            <w:tcW w:type="dxa" w:w="674"/>
+            <w:tcBorders>
+              <w:top w:val="single" w:color="BFBFBF" w:sz="4"/>
+              <w:left w:val="single" w:color="BFBFBF" w:sz="4"/>
+              <w:bottom w:val="single" w:color="BFBFBF" w:sz="4"/>
+              <w:right w:val="single" w:color="BFBFBF" w:sz="4"/>
+            </w:tcBorders>
+            <w:tcMar>
+              <w:top w:type="dxa" w:w="60"/>
+              <w:left w:type="dxa" w:w="100"/>
+              <w:bottom w:type="dxa" w:w="60"/>
+              <w:right w:type="dxa" w:w="100"/>
+            </w:tcMar>
+          </w:tcPr>
+          <w:p>
+            <w:pPr>
+              <w:spacing w:after="0" w:line="264"/>
+            </w:pPr>
+            <w:r>
+              <w:rPr>
+                <w:rFonts w:ascii="맑은 고딕" w:cs="맑은 고딕" w:eastAsia="맑은 고딕" w:hAnsi="맑은 고딕"/>
+                <w:b/>
+                <w:bCs/>
+                <w:color w:val="222222"/>
+                <w:sz w:val="19"/>
+                <w:szCs w:val="19"/>
+              </w:rPr>
+              <w:t xml:space="preserve">5</w:t>
+            </w:r>
+          </w:p>
+        </w:tc>
+        <w:tc>
+          <w:tcPr>
+            <w:tcW w:type="dxa" w:w="4640"/>
+            <w:tcBorders>
+              <w:top w:val="single" w:color="BFBFBF" w:sz="4"/>
+              <w:left w:val="single" w:color="BFBFBF" w:sz="4"/>
+              <w:bottom w:val="single" w:color="BFBFBF" w:sz="4"/>
+              <w:right w:val="single" w:color="BFBFBF" w:sz="4"/>
+            </w:tcBorders>
+            <w:tcMar>
+              <w:top w:type="dxa" w:w="60"/>
+              <w:left w:type="dxa" w:w="100"/>
+              <w:bottom w:type="dxa" w:w="60"/>
+              <w:right w:type="dxa" w:w="100"/>
+            </w:tcMar>
+          </w:tcPr>
+          <w:p>
+            <w:pPr>
+              <w:spacing w:after="0" w:line="264"/>
+            </w:pPr>
+            <w:r>
+              <w:rPr>
+                <w:rFonts w:ascii="맑은 고딕" w:cs="맑은 고딕" w:eastAsia="맑은 고딕" w:hAnsi="맑은 고딕"/>
+                <w:b w:val="false"/>
+                <w:bCs w:val="false"/>
+                <w:color w:val="222222"/>
+                <w:sz w:val="19"/>
+                <w:szCs w:val="19"/>
+              </w:rPr>
+              <w:t xml:space="preserve">메모리 저장에서 green 0/0 → blue 복귀 2/1 → blue 재시작 0/0. </w:t>
+            </w:r>
+            <w:r>
+              <w:rPr>
+                <w:rFonts w:ascii="맑은 고딕" w:cs="맑은 고딕" w:eastAsia="맑은 고딕" w:hAnsi="맑은 고딕"/>
+                <w:b/>
+                <w:bCs/>
+                <w:color w:val="222222"/>
+                <w:sz w:val="19"/>
+                <w:szCs w:val="19"/>
+              </w:rPr>
+              <w:t xml:space="preserve">의견:</w:t>
+            </w:r>
+            <w:r>
+              <w:rPr>
+                <w:rFonts w:ascii="맑은 고딕" w:cs="맑은 고딕" w:eastAsia="맑은 고딕" w:hAnsi="맑은 고딕"/>
+                <w:b w:val="false"/>
+                <w:bCs w:val="false"/>
+                <w:color w:val="222222"/>
+                <w:sz w:val="19"/>
+                <w:szCs w:val="19"/>
+              </w:rPr>
+              <w:t xml:space="preserve"> 교안 해석 4줄이 숫자까지 그대로 재현됐고, 실험 ①에서 실패 0건이던 전환이 사용자에게는 대화 사라짐이었음을 보였다.</w:t>
             </w:r>
           </w:p>
         </w:tc>
@@ -20592,7 +20856,7 @@
         </w:trPr>
         <w:tc>
           <w:tcPr>
-            <w:tcW w:type="dxa" w:w="692"/>
+            <w:tcW w:type="dxa" w:w="674"/>
             <w:tcBorders>
               <w:top w:val="single" w:color="BFBFBF" w:sz="4"/>
               <w:left w:val="single" w:color="BFBFBF" w:sz="4"/>
@@ -20626,7 +20890,7 @@
         </w:tc>
         <w:tc>
           <w:tcPr>
-            <w:tcW w:type="dxa" w:w="2770"/>
+            <w:tcW w:type="dxa" w:w="2698"/>
             <w:tcBorders>
               <w:top w:val="single" w:color="BFBFBF" w:sz="4"/>
               <w:left w:val="single" w:color="BFBFBF" w:sz="4"/>
@@ -20660,7 +20924,7 @@
         </w:tc>
         <w:tc>
           <w:tcPr>
-            <w:tcW w:type="dxa" w:w="692"/>
+            <w:tcW w:type="dxa" w:w="674"/>
             <w:tcBorders>
               <w:top w:val="single" w:color="BFBFBF" w:sz="4"/>
               <w:left w:val="single" w:color="BFBFBF" w:sz="4"/>
@@ -20694,7 +20958,7 @@
         </w:tc>
         <w:tc>
           <w:tcPr>
-            <w:tcW w:type="dxa" w:w="692"/>
+            <w:tcW w:type="dxa" w:w="674"/>
             <w:tcBorders>
               <w:top w:val="single" w:color="BFBFBF" w:sz="4"/>
               <w:left w:val="single" w:color="BFBFBF" w:sz="4"/>
@@ -20716,19 +20980,19 @@
             <w:r>
               <w:rPr>
                 <w:rFonts w:ascii="맑은 고딕" w:cs="맑은 고딕" w:eastAsia="맑은 고딕" w:hAnsi="맑은 고딕"/>
-                <w:b w:val="false"/>
-                <w:bCs w:val="false"/>
-                <w:color w:val="222222"/>
-                <w:sz w:val="19"/>
-                <w:szCs w:val="19"/>
-              </w:rPr>
-              <w:t xml:space="preserve">(DJ 입력)</w:t>
-            </w:r>
-          </w:p>
-        </w:tc>
-        <w:tc>
-          <w:tcPr>
-            <w:tcW w:type="dxa" w:w="4514"/>
+                <w:b/>
+                <w:bCs/>
+                <w:color w:val="222222"/>
+                <w:sz w:val="19"/>
+                <w:szCs w:val="19"/>
+              </w:rPr>
+              <w:t xml:space="preserve">5</w:t>
+            </w:r>
+          </w:p>
+        </w:tc>
+        <w:tc>
+          <w:tcPr>
+            <w:tcW w:type="dxa" w:w="4640"/>
             <w:tcBorders>
               <w:top w:val="single" w:color="BFBFBF" w:sz="4"/>
               <w:left w:val="single" w:color="BFBFBF" w:sz="4"/>
@@ -20800,7 +21064,29 @@
                 <w:sz w:val="19"/>
                 <w:szCs w:val="19"/>
               </w:rPr>
-              <w:t xml:space="preserve"> 1행</w:t>
+              <w:t xml:space="preserve"> 1행(증거 07~10). </w:t>
+            </w:r>
+            <w:r>
+              <w:rPr>
+                <w:rFonts w:ascii="맑은 고딕" w:cs="맑은 고딕" w:eastAsia="맑은 고딕" w:hAnsi="맑은 고딕"/>
+                <w:b/>
+                <w:bCs/>
+                <w:color w:val="222222"/>
+                <w:sz w:val="19"/>
+                <w:szCs w:val="19"/>
+              </w:rPr>
+              <w:t xml:space="preserve">의견:</w:t>
+            </w:r>
+            <w:r>
+              <w:rPr>
+                <w:rFonts w:ascii="맑은 고딕" w:cs="맑은 고딕" w:eastAsia="맑은 고딕" w:hAnsi="맑은 고딕"/>
+                <w:b w:val="false"/>
+                <w:bCs w:val="false"/>
+                <w:color w:val="222222"/>
+                <w:sz w:val="19"/>
+                <w:szCs w:val="19"/>
+              </w:rPr>
+              <w:t xml:space="preserve"> 5장 실험과 같은 조작에서 결과가 뒤집힌 것을 브라우저 화면 2장과 Table Editor 화면 2장으로 확인했다. 익명 로그인 설정 단계는 사용자 보고뿐이지만 "게스트로 사용 중" 표시로 간접 확인되어 이 항목에는 영향이 없다.</w:t>
             </w:r>
           </w:p>
         </w:tc>
@@ -20811,7 +21097,7 @@
         </w:trPr>
         <w:tc>
           <w:tcPr>
-            <w:tcW w:type="dxa" w:w="692"/>
+            <w:tcW w:type="dxa" w:w="674"/>
             <w:tcBorders>
               <w:top w:val="single" w:color="BFBFBF" w:sz="4"/>
               <w:left w:val="single" w:color="BFBFBF" w:sz="4"/>
@@ -20844,7 +21130,7 @@
         </w:tc>
         <w:tc>
           <w:tcPr>
-            <w:tcW w:type="dxa" w:w="2770"/>
+            <w:tcW w:type="dxa" w:w="2698"/>
             <w:tcBorders>
               <w:top w:val="single" w:color="BFBFBF" w:sz="4"/>
               <w:left w:val="single" w:color="BFBFBF" w:sz="4"/>
@@ -20877,7 +21163,7 @@
         </w:tc>
         <w:tc>
           <w:tcPr>
-            <w:tcW w:type="dxa" w:w="692"/>
+            <w:tcW w:type="dxa" w:w="674"/>
             <w:tcBorders>
               <w:top w:val="single" w:color="BFBFBF" w:sz="4"/>
               <w:left w:val="single" w:color="BFBFBF" w:sz="4"/>
@@ -20910,40 +21196,40 @@
         </w:tc>
         <w:tc>
           <w:tcPr>
-            <w:tcW w:type="dxa" w:w="692"/>
-            <w:tcBorders>
-              <w:top w:val="single" w:color="BFBFBF" w:sz="4"/>
-              <w:left w:val="single" w:color="BFBFBF" w:sz="4"/>
-              <w:bottom w:val="single" w:color="BFBFBF" w:sz="4"/>
-              <w:right w:val="single" w:color="BFBFBF" w:sz="4"/>
-            </w:tcBorders>
-            <w:tcMar>
-              <w:top w:type="dxa" w:w="60"/>
-              <w:left w:type="dxa" w:w="100"/>
-              <w:bottom w:type="dxa" w:w="60"/>
-              <w:right w:type="dxa" w:w="100"/>
-            </w:tcMar>
-          </w:tcPr>
-          <w:p>
-            <w:pPr>
-              <w:spacing w:after="0" w:line="264"/>
-            </w:pPr>
-            <w:r>
-              <w:rPr>
-                <w:rFonts w:ascii="맑은 고딕" w:cs="맑은 고딕" w:eastAsia="맑은 고딕" w:hAnsi="맑은 고딕"/>
-                <w:b w:val="false"/>
-                <w:bCs w:val="false"/>
-                <w:color w:val="222222"/>
-                <w:sz w:val="19"/>
-                <w:szCs w:val="19"/>
-              </w:rPr>
-              <w:t xml:space="preserve">(DJ 입력)</w:t>
-            </w:r>
-          </w:p>
-        </w:tc>
-        <w:tc>
-          <w:tcPr>
-            <w:tcW w:type="dxa" w:w="4514"/>
+            <w:tcW w:type="dxa" w:w="674"/>
+            <w:tcBorders>
+              <w:top w:val="single" w:color="BFBFBF" w:sz="4"/>
+              <w:left w:val="single" w:color="BFBFBF" w:sz="4"/>
+              <w:bottom w:val="single" w:color="BFBFBF" w:sz="4"/>
+              <w:right w:val="single" w:color="BFBFBF" w:sz="4"/>
+            </w:tcBorders>
+            <w:tcMar>
+              <w:top w:type="dxa" w:w="60"/>
+              <w:left w:type="dxa" w:w="100"/>
+              <w:bottom w:type="dxa" w:w="60"/>
+              <w:right w:type="dxa" w:w="100"/>
+            </w:tcMar>
+          </w:tcPr>
+          <w:p>
+            <w:pPr>
+              <w:spacing w:after="0" w:line="264"/>
+            </w:pPr>
+            <w:r>
+              <w:rPr>
+                <w:rFonts w:ascii="맑은 고딕" w:cs="맑은 고딕" w:eastAsia="맑은 고딕" w:hAnsi="맑은 고딕"/>
+                <w:b/>
+                <w:bCs/>
+                <w:color w:val="222222"/>
+                <w:sz w:val="19"/>
+                <w:szCs w:val="19"/>
+              </w:rPr>
+              <w:t xml:space="preserve">4</w:t>
+            </w:r>
+          </w:p>
+        </w:tc>
+        <w:tc>
+          <w:tcPr>
+            <w:tcW w:type="dxa" w:w="4640"/>
             <w:tcBorders>
               <w:top w:val="single" w:color="BFBFBF" w:sz="4"/>
               <w:left w:val="single" w:color="BFBFBF" w:sz="4"/>
@@ -21004,6 +21290,61 @@
                 <w:szCs w:val="19"/>
               </w:rPr>
               <w:t xml:space="preserve">user_id</w:t>
+            </w:r>
+            <w:r>
+              <w:rPr>
+                <w:rFonts w:ascii="맑은 고딕" w:cs="맑은 고딕" w:eastAsia="맑은 고딕" w:hAnsi="맑은 고딕"/>
+                <w:b w:val="false"/>
+                <w:bCs w:val="false"/>
+                <w:color w:val="222222"/>
+                <w:sz w:val="19"/>
+                <w:szCs w:val="19"/>
+              </w:rPr>
+              <w:t xml:space="preserve">(증거 11~13). </w:t>
+            </w:r>
+            <w:r>
+              <w:rPr>
+                <w:rFonts w:ascii="맑은 고딕" w:cs="맑은 고딕" w:eastAsia="맑은 고딕" w:hAnsi="맑은 고딕"/>
+                <w:b/>
+                <w:bCs/>
+                <w:color w:val="222222"/>
+                <w:sz w:val="19"/>
+                <w:szCs w:val="19"/>
+              </w:rPr>
+              <w:t xml:space="preserve">의견:</w:t>
+            </w:r>
+            <w:r>
+              <w:rPr>
+                <w:rFonts w:ascii="맑은 고딕" w:cs="맑은 고딕" w:eastAsia="맑은 고딕" w:hAnsi="맑은 고딕"/>
+                <w:b w:val="false"/>
+                <w:bCs w:val="false"/>
+                <w:color w:val="222222"/>
+                <w:sz w:val="19"/>
+                <w:szCs w:val="19"/>
+              </w:rPr>
+              <w:t xml:space="preserve"> 화면과 데이터가 일치한다. 감점 이유는 시크릿 창 뒤 </w:t>
+            </w:r>
+            <w:r>
+              <w:rPr>
+                <w:rFonts w:ascii="Consolas" w:cs="Consolas" w:eastAsia="Consolas" w:hAnsi="Consolas"/>
+                <w:b w:val="false"/>
+                <w:bCs w:val="false"/>
+                <w:color w:val="B02A4A"/>
+                <w:sz w:val="19"/>
+                <w:szCs w:val="19"/>
+              </w:rPr>
+              <w:t xml:space="preserve">reminders</w:t>
+            </w:r>
+            <w:r>
+              <w:rPr>
+                <w:rFonts w:ascii="맑은 고딕" w:cs="맑은 고딕" w:eastAsia="맑은 고딕" w:hAnsi="맑은 고딕"/>
+                <w:b w:val="false"/>
+                <w:bCs w:val="false"/>
+                <w:color w:val="222222"/>
+                <w:sz w:val="19"/>
+                <w:szCs w:val="19"/>
+              </w:rPr>
+              <w:t xml:space="preserve"> 행 수를 캡처하지 않았고, publishable key로 표를 직접 읽을 수 없다는 점(RLS)도 직접 시험하지 않았기 때문이다.</w:t>
             </w:r>
           </w:p>
         </w:tc>
@@ -21014,7 +21355,7 @@
         </w:trPr>
         <w:tc>
           <w:tcPr>
-            <w:tcW w:type="dxa" w:w="692"/>
+            <w:tcW w:type="dxa" w:w="674"/>
             <w:tcBorders>
               <w:top w:val="single" w:color="BFBFBF" w:sz="4"/>
               <w:left w:val="single" w:color="BFBFBF" w:sz="4"/>
@@ -21048,7 +21389,7 @@
         </w:tc>
         <w:tc>
           <w:tcPr>
-            <w:tcW w:type="dxa" w:w="2770"/>
+            <w:tcW w:type="dxa" w:w="2698"/>
             <w:tcBorders>
               <w:top w:val="single" w:color="BFBFBF" w:sz="4"/>
               <w:left w:val="single" w:color="BFBFBF" w:sz="4"/>
@@ -21082,7 +21423,7 @@
         </w:tc>
         <w:tc>
           <w:tcPr>
-            <w:tcW w:type="dxa" w:w="692"/>
+            <w:tcW w:type="dxa" w:w="674"/>
             <w:tcBorders>
               <w:top w:val="single" w:color="BFBFBF" w:sz="4"/>
               <w:left w:val="single" w:color="BFBFBF" w:sz="4"/>
@@ -21116,7 +21457,7 @@
         </w:tc>
         <w:tc>
           <w:tcPr>
-            <w:tcW w:type="dxa" w:w="692"/>
+            <w:tcW w:type="dxa" w:w="674"/>
             <w:tcBorders>
               <w:top w:val="single" w:color="BFBFBF" w:sz="4"/>
               <w:left w:val="single" w:color="BFBFBF" w:sz="4"/>
@@ -21138,19 +21479,19 @@
             <w:r>
               <w:rPr>
                 <w:rFonts w:ascii="맑은 고딕" w:cs="맑은 고딕" w:eastAsia="맑은 고딕" w:hAnsi="맑은 고딕"/>
-                <w:b w:val="false"/>
-                <w:bCs w:val="false"/>
-                <w:color w:val="222222"/>
-                <w:sz w:val="19"/>
-                <w:szCs w:val="19"/>
-              </w:rPr>
-              <w:t xml:space="preserve">(DJ 입력)</w:t>
-            </w:r>
-          </w:p>
-        </w:tc>
-        <w:tc>
-          <w:tcPr>
-            <w:tcW w:type="dxa" w:w="4514"/>
+                <w:b/>
+                <w:bCs/>
+                <w:color w:val="222222"/>
+                <w:sz w:val="19"/>
+                <w:szCs w:val="19"/>
+              </w:rPr>
+              <w:t xml:space="preserve">5</w:t>
+            </w:r>
+          </w:p>
+        </w:tc>
+        <w:tc>
+          <w:tcPr>
+            <w:tcW w:type="dxa" w:w="4640"/>
             <w:tcBorders>
               <w:top w:val="single" w:color="BFBFBF" w:sz="4"/>
               <w:left w:val="single" w:color="BFBFBF" w:sz="4"/>
@@ -21200,7 +21541,29 @@
                 <w:sz w:val="19"/>
                 <w:szCs w:val="19"/>
               </w:rPr>
-              <w:t xml:space="preserve"> 첫 시도 실패·안내 오류 정정을 적고, 확인하지 못한 것은 못 했다고 적음</w:t>
+              <w:t xml:space="preserve"> 첫 시도 실패·안내 오류 정정을 적고, 확인하지 못한 것은 못 했다고 적음(증거 14). </w:t>
+            </w:r>
+            <w:r>
+              <w:rPr>
+                <w:rFonts w:ascii="맑은 고딕" w:cs="맑은 고딕" w:eastAsia="맑은 고딕" w:hAnsi="맑은 고딕"/>
+                <w:b/>
+                <w:bCs/>
+                <w:color w:val="222222"/>
+                <w:sz w:val="19"/>
+                <w:szCs w:val="19"/>
+              </w:rPr>
+              <w:t xml:space="preserve">의견:</w:t>
+            </w:r>
+            <w:r>
+              <w:rPr>
+                <w:rFonts w:ascii="맑은 고딕" w:cs="맑은 고딕" w:eastAsia="맑은 고딕" w:hAnsi="맑은 고딕"/>
+                <w:b w:val="false"/>
+                <w:bCs w:val="false"/>
+                <w:color w:val="222222"/>
+                <w:sz w:val="19"/>
+                <w:szCs w:val="19"/>
+              </w:rPr>
+              <w:t xml:space="preserve"> Claude 자신의 안내 오류(RLS 아이콘)와 점검 출력 미전달까지 사고 표에 넣었고, 풀지 못한 것 6건을 따로 나열했다.</w:t>
             </w:r>
           </w:p>
         </w:tc>
@@ -21211,7 +21574,7 @@
         </w:trPr>
         <w:tc>
           <w:tcPr>
-            <w:tcW w:type="dxa" w:w="692"/>
+            <w:tcW w:type="dxa" w:w="674"/>
             <w:tcBorders>
               <w:top w:val="single" w:color="BFBFBF" w:sz="4"/>
               <w:left w:val="single" w:color="BFBFBF" w:sz="4"/>
@@ -21244,7 +21607,7 @@
         </w:tc>
         <w:tc>
           <w:tcPr>
-            <w:tcW w:type="dxa" w:w="2770"/>
+            <w:tcW w:type="dxa" w:w="2698"/>
             <w:tcBorders>
               <w:top w:val="single" w:color="BFBFBF" w:sz="4"/>
               <w:left w:val="single" w:color="BFBFBF" w:sz="4"/>
@@ -21277,7 +21640,7 @@
         </w:tc>
         <w:tc>
           <w:tcPr>
-            <w:tcW w:type="dxa" w:w="692"/>
+            <w:tcW w:type="dxa" w:w="674"/>
             <w:tcBorders>
               <w:top w:val="single" w:color="BFBFBF" w:sz="4"/>
               <w:left w:val="single" w:color="BFBFBF" w:sz="4"/>
@@ -21310,40 +21673,40 @@
         </w:tc>
         <w:tc>
           <w:tcPr>
-            <w:tcW w:type="dxa" w:w="692"/>
-            <w:tcBorders>
-              <w:top w:val="single" w:color="BFBFBF" w:sz="4"/>
-              <w:left w:val="single" w:color="BFBFBF" w:sz="4"/>
-              <w:bottom w:val="single" w:color="BFBFBF" w:sz="4"/>
-              <w:right w:val="single" w:color="BFBFBF" w:sz="4"/>
-            </w:tcBorders>
-            <w:tcMar>
-              <w:top w:type="dxa" w:w="60"/>
-              <w:left w:type="dxa" w:w="100"/>
-              <w:bottom w:type="dxa" w:w="60"/>
-              <w:right w:type="dxa" w:w="100"/>
-            </w:tcMar>
-          </w:tcPr>
-          <w:p>
-            <w:pPr>
-              <w:spacing w:after="0" w:line="264"/>
-            </w:pPr>
-            <w:r>
-              <w:rPr>
-                <w:rFonts w:ascii="맑은 고딕" w:cs="맑은 고딕" w:eastAsia="맑은 고딕" w:hAnsi="맑은 고딕"/>
-                <w:b w:val="false"/>
-                <w:bCs w:val="false"/>
-                <w:color w:val="222222"/>
-                <w:sz w:val="19"/>
-                <w:szCs w:val="19"/>
-              </w:rPr>
-              <w:t xml:space="preserve">(DJ 입력)</w:t>
-            </w:r>
-          </w:p>
-        </w:tc>
-        <w:tc>
-          <w:tcPr>
-            <w:tcW w:type="dxa" w:w="4514"/>
+            <w:tcW w:type="dxa" w:w="674"/>
+            <w:tcBorders>
+              <w:top w:val="single" w:color="BFBFBF" w:sz="4"/>
+              <w:left w:val="single" w:color="BFBFBF" w:sz="4"/>
+              <w:bottom w:val="single" w:color="BFBFBF" w:sz="4"/>
+              <w:right w:val="single" w:color="BFBFBF" w:sz="4"/>
+            </w:tcBorders>
+            <w:tcMar>
+              <w:top w:type="dxa" w:w="60"/>
+              <w:left w:type="dxa" w:w="100"/>
+              <w:bottom w:type="dxa" w:w="60"/>
+              <w:right w:type="dxa" w:w="100"/>
+            </w:tcMar>
+          </w:tcPr>
+          <w:p>
+            <w:pPr>
+              <w:spacing w:after="0" w:line="264"/>
+            </w:pPr>
+            <w:r>
+              <w:rPr>
+                <w:rFonts w:ascii="맑은 고딕" w:cs="맑은 고딕" w:eastAsia="맑은 고딕" w:hAnsi="맑은 고딕"/>
+                <w:b/>
+                <w:bCs/>
+                <w:color w:val="222222"/>
+                <w:sz w:val="19"/>
+                <w:szCs w:val="19"/>
+              </w:rPr>
+              <w:t xml:space="preserve">5</w:t>
+            </w:r>
+          </w:p>
+        </w:tc>
+        <w:tc>
+          <w:tcPr>
+            <w:tcW w:type="dxa" w:w="4640"/>
             <w:tcBorders>
               <w:top w:val="single" w:color="BFBFBF" w:sz="4"/>
               <w:left w:val="single" w:color="BFBFBF" w:sz="4"/>
@@ -21392,7 +21755,117 @@
                 <w:sz w:val="19"/>
                 <w:szCs w:val="19"/>
               </w:rPr>
-              <w:t xml:space="preserve">·이미지는 남김</w:t>
+              <w:t xml:space="preserve">·이미지는 남김. </w:t>
+            </w:r>
+            <w:r>
+              <w:rPr>
+                <w:rFonts w:ascii="맑은 고딕" w:cs="맑은 고딕" w:eastAsia="맑은 고딕" w:hAnsi="맑은 고딕"/>
+                <w:b/>
+                <w:bCs/>
+                <w:color w:val="222222"/>
+                <w:sz w:val="19"/>
+                <w:szCs w:val="19"/>
+              </w:rPr>
+              <w:t xml:space="preserve">의견:</w:t>
+            </w:r>
+            <w:r>
+              <w:rPr>
+                <w:rFonts w:ascii="맑은 고딕" w:cs="맑은 고딕" w:eastAsia="맑은 고딕" w:hAnsi="맑은 고딕"/>
+                <w:b w:val="false"/>
+                <w:bCs w:val="false"/>
+                <w:color w:val="222222"/>
+                <w:sz w:val="19"/>
+                <w:szCs w:val="19"/>
+              </w:rPr>
+              <w:t xml:space="preserve"> 지우기 전 이름 일치를 확인했고, </w:t>
+            </w:r>
+            <w:r>
+              <w:rPr>
+                <w:rFonts w:ascii="Consolas" w:cs="Consolas" w:eastAsia="Consolas" w:hAnsi="Consolas"/>
+                <w:b w:val="false"/>
+                <w:bCs w:val="false"/>
+                <w:color w:val="B02A4A"/>
+                <w:sz w:val="19"/>
+                <w:szCs w:val="19"/>
+              </w:rPr>
+              <w:t xml:space="preserve">.env</w:t>
+            </w:r>
+            <w:r>
+              <w:rPr>
+                <w:rFonts w:ascii="맑은 고딕" w:cs="맑은 고딕" w:eastAsia="맑은 고딕" w:hAnsi="맑은 고딕"/>
+                <w:b w:val="false"/>
+                <w:bCs w:val="false"/>
+                <w:color w:val="222222"/>
+                <w:sz w:val="19"/>
+                <w:szCs w:val="19"/>
+              </w:rPr>
+              <w:t xml:space="preserve">의 </w:t>
+            </w:r>
+            <w:r>
+              <w:rPr>
+                <w:rFonts w:ascii="Consolas" w:cs="Consolas" w:eastAsia="Consolas" w:hAnsi="Consolas"/>
+                <w:b w:val="false"/>
+                <w:bCs w:val="false"/>
+                <w:color w:val="B02A4A"/>
+                <w:sz w:val="19"/>
+                <w:szCs w:val="19"/>
+              </w:rPr>
+              <w:t xml:space="preserve">STORAGE</w:t>
+            </w:r>
+            <w:r>
+              <w:rPr>
+                <w:rFonts w:ascii="맑은 고딕" w:cs="맑은 고딕" w:eastAsia="맑은 고딕" w:hAnsi="맑은 고딕"/>
+                <w:b w:val="false"/>
+                <w:bCs w:val="false"/>
+                <w:color w:val="222222"/>
+                <w:sz w:val="19"/>
+                <w:szCs w:val="19"/>
+              </w:rPr>
+              <w:t xml:space="preserve">·</w:t>
+            </w:r>
+            <w:r>
+              <w:rPr>
+                <w:rFonts w:ascii="Consolas" w:cs="Consolas" w:eastAsia="Consolas" w:hAnsi="Consolas"/>
+                <w:b w:val="false"/>
+                <w:bCs w:val="false"/>
+                <w:color w:val="B02A4A"/>
+                <w:sz w:val="19"/>
+                <w:szCs w:val="19"/>
+              </w:rPr>
+              <w:t xml:space="preserve">AUTH</w:t>
+            </w:r>
+            <w:r>
+              <w:rPr>
+                <w:rFonts w:ascii="맑은 고딕" w:cs="맑은 고딕" w:eastAsia="맑은 고딕" w:hAnsi="맑은 고딕"/>
+                <w:b w:val="false"/>
+                <w:bCs w:val="false"/>
+                <w:color w:val="222222"/>
+                <w:sz w:val="19"/>
+                <w:szCs w:val="19"/>
+              </w:rPr>
+              <w:t xml:space="preserve">가 </w:t>
+            </w:r>
+            <w:r>
+              <w:rPr>
+                <w:rFonts w:ascii="Consolas" w:cs="Consolas" w:eastAsia="Consolas" w:hAnsi="Consolas"/>
+                <w:b w:val="false"/>
+                <w:bCs w:val="false"/>
+                <w:color w:val="B02A4A"/>
+                <w:sz w:val="19"/>
+                <w:szCs w:val="19"/>
+              </w:rPr>
+              <w:t xml:space="preserve">supabase</w:t>
+            </w:r>
+            <w:r>
+              <w:rPr>
+                <w:rFonts w:ascii="맑은 고딕" w:cs="맑은 고딕" w:eastAsia="맑은 고딕" w:hAnsi="맑은 고딕"/>
+                <w:b w:val="false"/>
+                <w:bCs w:val="false"/>
+                <w:color w:val="222222"/>
+                <w:sz w:val="19"/>
+                <w:szCs w:val="19"/>
+              </w:rPr>
+              <w:t xml:space="preserve">인 채 남았다는 후속 영향까지 밝혔다.</w:t>
             </w:r>
           </w:p>
         </w:tc>
@@ -21427,6 +21900,33 @@
           <w:sz w:val="21"/>
           <w:szCs w:val="21"/>
         </w:rPr>
+        <w:t xml:space="preserve">합계 43 / 45점</w:t>
+      </w:r>
+      <w:r>
+        <w:rPr>
+          <w:rFonts w:ascii="맑은 고딕" w:cs="맑은 고딕" w:eastAsia="맑은 고딕" w:hAnsi="맑은 고딕"/>
+          <w:b w:val="false"/>
+          <w:bCs w:val="false"/>
+          <w:color w:val="222222"/>
+          <w:sz w:val="21"/>
+          <w:szCs w:val="21"/>
+        </w:rPr>
+        <w:t xml:space="preserve"> (5점 7개, 4점 2개).</w:t>
+      </w:r>
+    </w:p>
+    <w:p>
+      <w:pPr>
+        <w:spacing w:after="120" w:line="288"/>
+      </w:pPr>
+      <w:r>
+        <w:rPr>
+          <w:rFonts w:ascii="맑은 고딕" w:cs="맑은 고딕" w:eastAsia="맑은 고딕" w:hAnsi="맑은 고딕"/>
+          <w:b/>
+          <w:bCs/>
+          <w:color w:val="222222"/>
+          <w:sz w:val="21"/>
+          <w:szCs w:val="21"/>
+        </w:rPr>
         <w:t xml:space="preserve">전체 의견</w:t>
       </w:r>
       <w:r>
@@ -21438,7 +21938,51 @@
           <w:sz w:val="21"/>
           <w:szCs w:val="21"/>
         </w:rPr>
-        <w:t xml:space="preserve">: (DJ 입력)</w:t>
+        <w:t xml:space="preserve">: 5장의 측정(전환 중 요청 실패 0건, 3 대 1 분배, 서버 정지 시 알아채는 비용)과 6장의 상태 연속성(메모리 → Supabase에서 결과가 뒤집힘)이 모두 숫자와 화면으로 남았고, 실패와 안내 오류도 숨기지 않았다. 아쉬운 점은 두 가지다. 첫째, 교안과 다르게 나온 38초는 원인을 확인하지 못한 채 추정으로 남았다. 둘째, 게스트 분리는 </w:t>
+      </w:r>
+      <w:r>
+        <w:rPr>
+          <w:rFonts w:ascii="Consolas" w:cs="Consolas" w:eastAsia="Consolas" w:hAnsi="Consolas"/>
+          <w:b w:val="false"/>
+          <w:bCs w:val="false"/>
+          <w:color w:val="B02A4A"/>
+          <w:sz w:val="21"/>
+          <w:szCs w:val="21"/>
+        </w:rPr>
+        <w:t xml:space="preserve">messages</w:t>
+      </w:r>
+      <w:r>
+        <w:rPr>
+          <w:rFonts w:ascii="맑은 고딕" w:cs="맑은 고딕" w:eastAsia="맑은 고딕" w:hAnsi="맑은 고딕"/>
+          <w:b w:val="false"/>
+          <w:bCs w:val="false"/>
+          <w:color w:val="222222"/>
+          <w:sz w:val="21"/>
+          <w:szCs w:val="21"/>
+        </w:rPr>
+        <w:t xml:space="preserve">와 응답으로는 확인했지만 </w:t>
+      </w:r>
+      <w:r>
+        <w:rPr>
+          <w:rFonts w:ascii="Consolas" w:cs="Consolas" w:eastAsia="Consolas" w:hAnsi="Consolas"/>
+          <w:b w:val="false"/>
+          <w:bCs w:val="false"/>
+          <w:color w:val="B02A4A"/>
+          <w:sz w:val="21"/>
+          <w:szCs w:val="21"/>
+        </w:rPr>
+        <w:t xml:space="preserve">reminders</w:t>
+      </w:r>
+      <w:r>
+        <w:rPr>
+          <w:rFonts w:ascii="맑은 고딕" w:cs="맑은 고딕" w:eastAsia="맑은 고딕" w:hAnsi="맑은 고딕"/>
+          <w:b w:val="false"/>
+          <w:bCs w:val="false"/>
+          <w:color w:val="222222"/>
+          <w:sz w:val="21"/>
+          <w:szCs w:val="21"/>
+        </w:rPr>
+        <w:t xml:space="preserve"> 행 수와 RLS 직접 시험은 빠졌다. 다음에 같은 실습을 하면 이 두 가지를 먼저 확인하고, 증거 화면은 실습 중에 바로 폴더에 저장해 둔다.</w:t>
       </w:r>
     </w:p>
     <w:p>
@@ -21503,29 +22047,29 @@
           <w:sz w:val="21"/>
           <w:szCs w:val="21"/>
         </w:rPr>
-        <w:t xml:space="preserve">에 둔다. 현재 폴더에는 아래 두 파일만 있고, 사용자가 보낸 캡처는 폴더에 없어 </w:t>
-      </w:r>
-      <w:r>
-        <w:rPr>
-          <w:rFonts w:ascii="맑은 고딕" w:cs="맑은 고딕" w:eastAsia="맑은 고딕" w:hAnsi="맑은 고딕"/>
-          <w:b/>
-          <w:bCs/>
-          <w:color w:val="222222"/>
-          <w:sz w:val="21"/>
-          <w:szCs w:val="21"/>
-        </w:rPr>
-        <w:t xml:space="preserve">사용자가 직접 첨부</w:t>
-      </w:r>
-      <w:r>
-        <w:rPr>
-          <w:rFonts w:ascii="맑은 고딕" w:cs="맑은 고딕" w:eastAsia="맑은 고딕" w:hAnsi="맑은 고딕"/>
-          <w:b w:val="false"/>
-          <w:bCs w:val="false"/>
-          <w:color w:val="222222"/>
-          <w:sz w:val="21"/>
-          <w:szCs w:val="21"/>
-        </w:rPr>
-        <w:t xml:space="preserve">해야 한다.</w:t>
+        <w:t xml:space="preserve">에 14장이 있다. 한 번에 훑어보려면 같은 폴더의 </w:t>
+      </w:r>
+      <w:r>
+        <w:rPr>
+          <w:rFonts w:ascii="Consolas" w:cs="Consolas" w:eastAsia="Consolas" w:hAnsi="Consolas"/>
+          <w:b w:val="false"/>
+          <w:bCs w:val="false"/>
+          <w:color w:val="B02A4A"/>
+          <w:sz w:val="21"/>
+          <w:szCs w:val="21"/>
+        </w:rPr>
+        <w:t xml:space="preserve">증거화면_모음.html</w:t>
+      </w:r>
+      <w:r>
+        <w:rPr>
+          <w:rFonts w:ascii="맑은 고딕" w:cs="맑은 고딕" w:eastAsia="맑은 고딕" w:hAnsi="맑은 고딕"/>
+          <w:b w:val="false"/>
+          <w:bCs w:val="false"/>
+          <w:color w:val="222222"/>
+          <w:sz w:val="21"/>
+          <w:szCs w:val="21"/>
+        </w:rPr>
+        <w:t xml:space="preserve">을 브라우저로 연다(설명이 붙어 있다). 사용자가 대화에 보낸 캡처 17장 중 증거로 쓸 12장을 골라 아래 규칙으로 가려서 저장했고, 나머지 5장(조직 목록, 다른 프로젝트 이름이 보이는 프로젝트 목록, 빈 SQL Editor, 캐릭터 설정 화면, 3행 화면의 중복 캡처)은 근거가 되지 않거나 겹쳐서 뺐다. 원본은 폴더에 두지 않았다.</w:t>
       </w:r>
     </w:p>
     <w:p>
@@ -21541,35 +22085,24 @@
           <w:sz w:val="21"/>
           <w:szCs w:val="21"/>
         </w:rPr>
-        <w:t xml:space="preserve">주의</w:t>
-      </w:r>
-      <w:r>
-        <w:rPr>
-          <w:rFonts w:ascii="맑은 고딕" w:cs="맑은 고딕" w:eastAsia="맑은 고딕" w:hAnsi="맑은 고딕"/>
-          <w:b w:val="false"/>
-          <w:bCs w:val="false"/>
-          <w:color w:val="222222"/>
-          <w:sz w:val="21"/>
-          <w:szCs w:val="21"/>
-        </w:rPr>
-        <w:t xml:space="preserve"> — 사용자가 보낸 Table Editor·시크릿 창 캡처에는 Supabase </w:t>
-      </w:r>
-      <w:r>
-        <w:rPr>
-          <w:rFonts w:ascii="맑은 고딕" w:cs="맑은 고딕" w:eastAsia="맑은 고딕" w:hAnsi="맑은 고딕"/>
-          <w:b/>
-          <w:bCs/>
-          <w:color w:val="222222"/>
-          <w:sz w:val="21"/>
-          <w:szCs w:val="21"/>
-        </w:rPr>
-        <w:t xml:space="preserve">프로젝트 주소와 사용자 ID(</w:t>
+        <w:t xml:space="preserve">가림 처리</w:t>
+      </w:r>
+      <w:r>
+        <w:rPr>
+          <w:rFonts w:ascii="맑은 고딕" w:cs="맑은 고딕" w:eastAsia="맑은 고딕" w:hAnsi="맑은 고딕"/>
+          <w:b w:val="false"/>
+          <w:bCs w:val="false"/>
+          <w:color w:val="222222"/>
+          <w:sz w:val="21"/>
+          <w:szCs w:val="21"/>
+        </w:rPr>
+        <w:t xml:space="preserve"> — 프로필 사진, Supabase 프로젝트 주소(대시보드 화면·주소창), </w:t>
       </w:r>
       <w:r>
         <w:rPr>
           <w:rFonts w:ascii="Consolas" w:cs="Consolas" w:eastAsia="Consolas" w:hAnsi="Consolas"/>
-          <w:b/>
-          <w:bCs/>
+          <w:b w:val="false"/>
+          <w:bCs w:val="false"/>
           <w:color w:val="B02A4A"/>
           <w:sz w:val="21"/>
           <w:szCs w:val="21"/>
@@ -21579,24 +22112,79 @@
       <w:r>
         <w:rPr>
           <w:rFonts w:ascii="맑은 고딕" w:cs="맑은 고딕" w:eastAsia="맑은 고딕" w:hAnsi="맑은 고딕"/>
-          <w:b/>
-          <w:bCs/>
-          <w:color w:val="222222"/>
-          <w:sz w:val="21"/>
-          <w:szCs w:val="21"/>
-        </w:rPr>
-        <w:t xml:space="preserve">)</w:t>
-      </w:r>
-      <w:r>
-        <w:rPr>
-          <w:rFonts w:ascii="맑은 고딕" w:cs="맑은 고딕" w:eastAsia="맑은 고딕" w:hAnsi="맑은 고딕"/>
-          <w:b w:val="false"/>
-          <w:bCs w:val="false"/>
-          <w:color w:val="222222"/>
-          <w:sz w:val="21"/>
-          <w:szCs w:val="21"/>
-        </w:rPr>
-        <w:t xml:space="preserve">가 보인다. 공개 문서나 노션에 올리기 전에 해당 부분을 가릴지 정한다. 이 보고서 본문에는 싣지 않았다.</w:t>
+          <w:b w:val="false"/>
+          <w:bCs w:val="false"/>
+          <w:color w:val="222222"/>
+          <w:sz w:val="21"/>
+          <w:szCs w:val="21"/>
+        </w:rPr>
+        <w:t xml:space="preserve">(앞 3글자만 남겨 게스트 A=</w:t>
+      </w:r>
+      <w:r>
+        <w:rPr>
+          <w:rFonts w:ascii="Consolas" w:cs="Consolas" w:eastAsia="Consolas" w:hAnsi="Consolas"/>
+          <w:b w:val="false"/>
+          <w:bCs w:val="false"/>
+          <w:color w:val="B02A4A"/>
+          <w:sz w:val="21"/>
+          <w:szCs w:val="21"/>
+        </w:rPr>
+        <w:t xml:space="preserve">026…</w:t>
+      </w:r>
+      <w:r>
+        <w:rPr>
+          <w:rFonts w:ascii="맑은 고딕" w:cs="맑은 고딕" w:eastAsia="맑은 고딕" w:hAnsi="맑은 고딕"/>
+          <w:b w:val="false"/>
+          <w:bCs w:val="false"/>
+          <w:color w:val="222222"/>
+          <w:sz w:val="21"/>
+          <w:szCs w:val="21"/>
+        </w:rPr>
+        <w:t xml:space="preserve">/B=</w:t>
+      </w:r>
+      <w:r>
+        <w:rPr>
+          <w:rFonts w:ascii="Consolas" w:cs="Consolas" w:eastAsia="Consolas" w:hAnsi="Consolas"/>
+          <w:b w:val="false"/>
+          <w:bCs w:val="false"/>
+          <w:color w:val="B02A4A"/>
+          <w:sz w:val="21"/>
+          <w:szCs w:val="21"/>
+        </w:rPr>
+        <w:t xml:space="preserve">3b8…</w:t>
+      </w:r>
+      <w:r>
+        <w:rPr>
+          <w:rFonts w:ascii="맑은 고딕" w:cs="맑은 고딕" w:eastAsia="맑은 고딕" w:hAnsi="맑은 고딕"/>
+          <w:b w:val="false"/>
+          <w:bCs w:val="false"/>
+          <w:color w:val="222222"/>
+          <w:sz w:val="21"/>
+          <w:szCs w:val="21"/>
+        </w:rPr>
+        <w:t xml:space="preserve">를 구분), 브라우저 북마크 줄을 가렸다. 화면에는 프로젝트 이름 </w:t>
+      </w:r>
+      <w:r>
+        <w:rPr>
+          <w:rFonts w:ascii="Consolas" w:cs="Consolas" w:eastAsia="Consolas" w:hAnsi="Consolas"/>
+          <w:b w:val="false"/>
+          <w:bCs w:val="false"/>
+          <w:color w:val="B02A4A"/>
+          <w:sz w:val="21"/>
+          <w:szCs w:val="21"/>
+        </w:rPr>
+        <w:t xml:space="preserve">friend-agent-staging</w:t>
+      </w:r>
+      <w:r>
+        <w:rPr>
+          <w:rFonts w:ascii="맑은 고딕" w:cs="맑은 고딕" w:eastAsia="맑은 고딕" w:hAnsi="맑은 고딕"/>
+          <w:b w:val="false"/>
+          <w:bCs w:val="false"/>
+          <w:color w:val="222222"/>
+          <w:sz w:val="21"/>
+          <w:szCs w:val="21"/>
+        </w:rPr>
+        <w:t xml:space="preserve">과 조직 이름이 그대로 남아 있으므로, 이름을 공개해도 되는지 정한 뒤 올린다. 이 폴더는 git이 추적하지 않아 저장소에는 올라가지 않는다.</w:t>
       </w:r>
     </w:p>
     <w:tbl>
@@ -21612,10 +22200,10 @@
         </w:tblBorders>
       </w:tblPr>
       <w:tblGrid>
-        <w:gridCol w:w="675"/>
-        <w:gridCol w:w="4137"/>
-        <w:gridCol w:w="3871"/>
-        <w:gridCol w:w="677"/>
+        <w:gridCol w:w="952"/>
+        <w:gridCol w:w="952"/>
+        <w:gridCol w:w="4048"/>
+        <w:gridCol w:w="3408"/>
       </w:tblGrid>
       <w:tr>
         <w:trPr>
@@ -21624,7 +22212,7 @@
         </w:trPr>
         <w:tc>
           <w:tcPr>
-            <w:tcW w:type="dxa" w:w="675"/>
+            <w:tcW w:type="dxa" w:w="952"/>
             <w:tcBorders>
               <w:top w:val="single" w:color="BFBFBF" w:sz="4"/>
               <w:left w:val="single" w:color="BFBFBF" w:sz="4"/>
@@ -21652,13 +22240,13 @@
                 <w:sz w:val="19"/>
                 <w:szCs w:val="19"/>
               </w:rPr>
-              <w:t xml:space="preserve">절</w:t>
-            </w:r>
-          </w:p>
-        </w:tc>
-        <w:tc>
-          <w:tcPr>
-            <w:tcW w:type="dxa" w:w="4137"/>
+              <w:t xml:space="preserve">번호</w:t>
+            </w:r>
+          </w:p>
+        </w:tc>
+        <w:tc>
+          <w:tcPr>
+            <w:tcW w:type="dxa" w:w="952"/>
             <w:tcBorders>
               <w:top w:val="single" w:color="BFBFBF" w:sz="4"/>
               <w:left w:val="single" w:color="BFBFBF" w:sz="4"/>
@@ -21686,13 +22274,13 @@
                 <w:sz w:val="19"/>
                 <w:szCs w:val="19"/>
               </w:rPr>
-              <w:t xml:space="preserve">장면</w:t>
-            </w:r>
-          </w:p>
-        </w:tc>
-        <w:tc>
-          <w:tcPr>
-            <w:tcW w:type="dxa" w:w="3871"/>
+              <w:t xml:space="preserve">절</w:t>
+            </w:r>
+          </w:p>
+        </w:tc>
+        <w:tc>
+          <w:tcPr>
+            <w:tcW w:type="dxa" w:w="4048"/>
             <w:tcBorders>
               <w:top w:val="single" w:color="BFBFBF" w:sz="4"/>
               <w:left w:val="single" w:color="BFBFBF" w:sz="4"/>
@@ -21720,13 +22308,13 @@
                 <w:sz w:val="19"/>
                 <w:szCs w:val="19"/>
               </w:rPr>
-              <w:t xml:space="preserve">파일</w:t>
-            </w:r>
-          </w:p>
-        </w:tc>
-        <w:tc>
-          <w:tcPr>
-            <w:tcW w:type="dxa" w:w="677"/>
+              <w:t xml:space="preserve">장면</w:t>
+            </w:r>
+          </w:p>
+        </w:tc>
+        <w:tc>
+          <w:tcPr>
+            <w:tcW w:type="dxa" w:w="3408"/>
             <w:tcBorders>
               <w:top w:val="single" w:color="BFBFBF" w:sz="4"/>
               <w:left w:val="single" w:color="BFBFBF" w:sz="4"/>
@@ -21754,7 +22342,7 @@
                 <w:sz w:val="19"/>
                 <w:szCs w:val="19"/>
               </w:rPr>
-              <w:t xml:space="preserve">상태</w:t>
+              <w:t xml:space="preserve">파일</w:t>
             </w:r>
           </w:p>
         </w:tc>
@@ -21765,7 +22353,40 @@
         </w:trPr>
         <w:tc>
           <w:tcPr>
-            <w:tcW w:type="dxa" w:w="675"/>
+            <w:tcW w:type="dxa" w:w="952"/>
+            <w:tcBorders>
+              <w:top w:val="single" w:color="BFBFBF" w:sz="4"/>
+              <w:left w:val="single" w:color="BFBFBF" w:sz="4"/>
+              <w:bottom w:val="single" w:color="BFBFBF" w:sz="4"/>
+              <w:right w:val="single" w:color="BFBFBF" w:sz="4"/>
+            </w:tcBorders>
+            <w:tcMar>
+              <w:top w:type="dxa" w:w="60"/>
+              <w:left w:type="dxa" w:w="100"/>
+              <w:bottom w:type="dxa" w:w="60"/>
+              <w:right w:type="dxa" w:w="100"/>
+            </w:tcMar>
+          </w:tcPr>
+          <w:p>
+            <w:pPr>
+              <w:spacing w:after="0" w:line="264"/>
+            </w:pPr>
+            <w:r>
+              <w:rPr>
+                <w:rFonts w:ascii="맑은 고딕" w:cs="맑은 고딕" w:eastAsia="맑은 고딕" w:hAnsi="맑은 고딕"/>
+                <w:b w:val="false"/>
+                <w:bCs w:val="false"/>
+                <w:color w:val="222222"/>
+                <w:sz w:val="19"/>
+                <w:szCs w:val="19"/>
+              </w:rPr>
+              <w:t xml:space="preserve">01</w:t>
+            </w:r>
+          </w:p>
+        </w:tc>
+        <w:tc>
+          <w:tcPr>
+            <w:tcW w:type="dxa" w:w="952"/>
             <w:tcBorders>
               <w:top w:val="single" w:color="BFBFBF" w:sz="4"/>
               <w:left w:val="single" w:color="BFBFBF" w:sz="4"/>
@@ -21798,7 +22419,7 @@
         </w:tc>
         <w:tc>
           <w:tcPr>
-            <w:tcW w:type="dxa" w:w="4137"/>
+            <w:tcW w:type="dxa" w:w="4048"/>
             <w:tcBorders>
               <w:top w:val="single" w:color="BFBFBF" w:sz="4"/>
               <w:left w:val="single" w:color="BFBFBF" w:sz="4"/>
@@ -21853,7 +22474,7 @@
         </w:tc>
         <w:tc>
           <w:tcPr>
-            <w:tcW w:type="dxa" w:w="3871"/>
+            <w:tcW w:type="dxa" w:w="3408"/>
             <w:tcBorders>
               <w:top w:val="single" w:color="BFBFBF" w:sz="4"/>
               <w:left w:val="single" w:color="BFBFBF" w:sz="4"/>
@@ -21881,39 +22502,6 @@
                 <w:szCs w:val="19"/>
               </w:rPr>
               <w:t xml:space="preserve">증거화면/01_localhost8080_BLUE배너.jpg</w:t>
-            </w:r>
-          </w:p>
-        </w:tc>
-        <w:tc>
-          <w:tcPr>
-            <w:tcW w:type="dxa" w:w="677"/>
-            <w:tcBorders>
-              <w:top w:val="single" w:color="BFBFBF" w:sz="4"/>
-              <w:left w:val="single" w:color="BFBFBF" w:sz="4"/>
-              <w:bottom w:val="single" w:color="BFBFBF" w:sz="4"/>
-              <w:right w:val="single" w:color="BFBFBF" w:sz="4"/>
-            </w:tcBorders>
-            <w:tcMar>
-              <w:top w:type="dxa" w:w="60"/>
-              <w:left w:type="dxa" w:w="100"/>
-              <w:bottom w:type="dxa" w:w="60"/>
-              <w:right w:type="dxa" w:w="100"/>
-            </w:tcMar>
-          </w:tcPr>
-          <w:p>
-            <w:pPr>
-              <w:spacing w:after="0" w:line="264"/>
-            </w:pPr>
-            <w:r>
-              <w:rPr>
-                <w:rFonts w:ascii="맑은 고딕" w:cs="맑은 고딕" w:eastAsia="맑은 고딕" w:hAnsi="맑은 고딕"/>
-                <w:b w:val="false"/>
-                <w:bCs w:val="false"/>
-                <w:color w:val="222222"/>
-                <w:sz w:val="19"/>
-                <w:szCs w:val="19"/>
-              </w:rPr>
-              <w:t xml:space="preserve">폴더에 있음</w:t>
             </w:r>
           </w:p>
         </w:tc>
@@ -21924,7 +22512,7 @@
         </w:trPr>
         <w:tc>
           <w:tcPr>
-            <w:tcW w:type="dxa" w:w="675"/>
+            <w:tcW w:type="dxa" w:w="952"/>
             <w:tcBorders>
               <w:top w:val="single" w:color="BFBFBF" w:sz="4"/>
               <w:left w:val="single" w:color="BFBFBF" w:sz="4"/>
@@ -21952,13 +22540,47 @@
                 <w:sz w:val="19"/>
                 <w:szCs w:val="19"/>
               </w:rPr>
+              <w:t xml:space="preserve">02</w:t>
+            </w:r>
+          </w:p>
+        </w:tc>
+        <w:tc>
+          <w:tcPr>
+            <w:tcW w:type="dxa" w:w="952"/>
+            <w:tcBorders>
+              <w:top w:val="single" w:color="BFBFBF" w:sz="4"/>
+              <w:left w:val="single" w:color="BFBFBF" w:sz="4"/>
+              <w:bottom w:val="single" w:color="BFBFBF" w:sz="4"/>
+              <w:right w:val="single" w:color="BFBFBF" w:sz="4"/>
+            </w:tcBorders>
+            <w:shd w:fill="F2F5FA" w:color="auto" w:val="clear"/>
+            <w:tcMar>
+              <w:top w:type="dxa" w:w="60"/>
+              <w:left w:type="dxa" w:w="100"/>
+              <w:bottom w:type="dxa" w:w="60"/>
+              <w:right w:type="dxa" w:w="100"/>
+            </w:tcMar>
+          </w:tcPr>
+          <w:p>
+            <w:pPr>
+              <w:spacing w:after="0" w:line="264"/>
+            </w:pPr>
+            <w:r>
+              <w:rPr>
+                <w:rFonts w:ascii="맑은 고딕" w:cs="맑은 고딕" w:eastAsia="맑은 고딕" w:hAnsi="맑은 고딕"/>
+                <w:b w:val="false"/>
+                <w:bCs w:val="false"/>
+                <w:color w:val="222222"/>
+                <w:sz w:val="19"/>
+                <w:szCs w:val="19"/>
+              </w:rPr>
               <w:t xml:space="preserve">3</w:t>
             </w:r>
           </w:p>
         </w:tc>
         <w:tc>
           <w:tcPr>
-            <w:tcW w:type="dxa" w:w="4137"/>
+            <w:tcW w:type="dxa" w:w="4048"/>
             <w:tcBorders>
               <w:top w:val="single" w:color="BFBFBF" w:sz="4"/>
               <w:left w:val="single" w:color="BFBFBF" w:sz="4"/>
@@ -21992,7 +22614,7 @@
         </w:tc>
         <w:tc>
           <w:tcPr>
-            <w:tcW w:type="dxa" w:w="3871"/>
+            <w:tcW w:type="dxa" w:w="3408"/>
             <w:tcBorders>
               <w:top w:val="single" w:color="BFBFBF" w:sz="4"/>
               <w:left w:val="single" w:color="BFBFBF" w:sz="4"/>
@@ -22021,40 +22643,6 @@
                 <w:szCs w:val="19"/>
               </w:rPr>
               <w:t xml:space="preserve">증거화면/02_전환후_GREEN배너.jpg</w:t>
-            </w:r>
-          </w:p>
-        </w:tc>
-        <w:tc>
-          <w:tcPr>
-            <w:tcW w:type="dxa" w:w="677"/>
-            <w:tcBorders>
-              <w:top w:val="single" w:color="BFBFBF" w:sz="4"/>
-              <w:left w:val="single" w:color="BFBFBF" w:sz="4"/>
-              <w:bottom w:val="single" w:color="BFBFBF" w:sz="4"/>
-              <w:right w:val="single" w:color="BFBFBF" w:sz="4"/>
-            </w:tcBorders>
-            <w:shd w:fill="F2F5FA" w:color="auto" w:val="clear"/>
-            <w:tcMar>
-              <w:top w:type="dxa" w:w="60"/>
-              <w:left w:type="dxa" w:w="100"/>
-              <w:bottom w:type="dxa" w:w="60"/>
-              <w:right w:type="dxa" w:w="100"/>
-            </w:tcMar>
-          </w:tcPr>
-          <w:p>
-            <w:pPr>
-              <w:spacing w:after="0" w:line="264"/>
-            </w:pPr>
-            <w:r>
-              <w:rPr>
-                <w:rFonts w:ascii="맑은 고딕" w:cs="맑은 고딕" w:eastAsia="맑은 고딕" w:hAnsi="맑은 고딕"/>
-                <w:b w:val="false"/>
-                <w:bCs w:val="false"/>
-                <w:color w:val="222222"/>
-                <w:sz w:val="19"/>
-                <w:szCs w:val="19"/>
-              </w:rPr>
-              <w:t xml:space="preserve">폴더에 있음</w:t>
             </w:r>
           </w:p>
         </w:tc>
@@ -22065,7 +22653,40 @@
         </w:trPr>
         <w:tc>
           <w:tcPr>
-            <w:tcW w:type="dxa" w:w="675"/>
+            <w:tcW w:type="dxa" w:w="952"/>
+            <w:tcBorders>
+              <w:top w:val="single" w:color="BFBFBF" w:sz="4"/>
+              <w:left w:val="single" w:color="BFBFBF" w:sz="4"/>
+              <w:bottom w:val="single" w:color="BFBFBF" w:sz="4"/>
+              <w:right w:val="single" w:color="BFBFBF" w:sz="4"/>
+            </w:tcBorders>
+            <w:tcMar>
+              <w:top w:type="dxa" w:w="60"/>
+              <w:left w:type="dxa" w:w="100"/>
+              <w:bottom w:type="dxa" w:w="60"/>
+              <w:right w:type="dxa" w:w="100"/>
+            </w:tcMar>
+          </w:tcPr>
+          <w:p>
+            <w:pPr>
+              <w:spacing w:after="0" w:line="264"/>
+            </w:pPr>
+            <w:r>
+              <w:rPr>
+                <w:rFonts w:ascii="맑은 고딕" w:cs="맑은 고딕" w:eastAsia="맑은 고딕" w:hAnsi="맑은 고딕"/>
+                <w:b w:val="false"/>
+                <w:bCs w:val="false"/>
+                <w:color w:val="222222"/>
+                <w:sz w:val="19"/>
+                <w:szCs w:val="19"/>
+              </w:rPr>
+              <w:t xml:space="preserve">03</w:t>
+            </w:r>
+          </w:p>
+        </w:tc>
+        <w:tc>
+          <w:tcPr>
+            <w:tcW w:type="dxa" w:w="952"/>
             <w:tcBorders>
               <w:top w:val="single" w:color="BFBFBF" w:sz="4"/>
               <w:left w:val="single" w:color="BFBFBF" w:sz="4"/>
@@ -22098,68 +22719,57 @@
         </w:tc>
         <w:tc>
           <w:tcPr>
-            <w:tcW w:type="dxa" w:w="4137"/>
-            <w:tcBorders>
-              <w:top w:val="single" w:color="BFBFBF" w:sz="4"/>
-              <w:left w:val="single" w:color="BFBFBF" w:sz="4"/>
-              <w:bottom w:val="single" w:color="BFBFBF" w:sz="4"/>
-              <w:right w:val="single" w:color="BFBFBF" w:sz="4"/>
-            </w:tcBorders>
-            <w:tcMar>
-              <w:top w:type="dxa" w:w="60"/>
-              <w:left w:type="dxa" w:w="100"/>
-              <w:bottom w:type="dxa" w:w="60"/>
-              <w:right w:type="dxa" w:w="100"/>
-            </w:tcMar>
-          </w:tcPr>
-          <w:p>
-            <w:pPr>
-              <w:spacing w:after="0" w:line="264"/>
-            </w:pPr>
-            <w:r>
-              <w:rPr>
-                <w:rFonts w:ascii="맑은 고딕" w:cs="맑은 고딕" w:eastAsia="맑은 고딕" w:hAnsi="맑은 고딕"/>
-                <w:b w:val="false"/>
-                <w:bCs w:val="false"/>
-                <w:color w:val="222222"/>
-                <w:sz w:val="19"/>
-                <w:szCs w:val="19"/>
-              </w:rPr>
-              <w:t xml:space="preserve">Supabase 프로젝트 대시보드(Healthy, East US (Ohio))·만들기 화면의 옵션 3개, Table Editor의 테이블 6개 목록(지구본 아이콘)</w:t>
-            </w:r>
-          </w:p>
-        </w:tc>
-        <w:tc>
-          <w:tcPr>
-            <w:tcW w:type="dxa" w:w="3871"/>
-            <w:tcBorders>
-              <w:top w:val="single" w:color="BFBFBF" w:sz="4"/>
-              <w:left w:val="single" w:color="BFBFBF" w:sz="4"/>
-              <w:bottom w:val="single" w:color="BFBFBF" w:sz="4"/>
-              <w:right w:val="single" w:color="BFBFBF" w:sz="4"/>
-            </w:tcBorders>
-            <w:tcMar>
-              <w:top w:type="dxa" w:w="60"/>
-              <w:left w:type="dxa" w:w="100"/>
-              <w:bottom w:type="dxa" w:w="60"/>
-              <w:right w:type="dxa" w:w="100"/>
-            </w:tcMar>
-          </w:tcPr>
-          <w:p>
-            <w:pPr>
-              <w:spacing w:after="0" w:line="264"/>
-            </w:pPr>
-            <w:r>
-              <w:rPr>
-                <w:rFonts w:ascii="맑은 고딕" w:cs="맑은 고딕" w:eastAsia="맑은 고딕" w:hAnsi="맑은 고딕"/>
-                <w:b w:val="false"/>
-                <w:bCs w:val="false"/>
-                <w:color w:val="222222"/>
-                <w:sz w:val="19"/>
-                <w:szCs w:val="19"/>
-              </w:rPr>
-              <w:t xml:space="preserve">(제안 이름) </w:t>
-            </w:r>
+            <w:tcW w:type="dxa" w:w="4048"/>
+            <w:tcBorders>
+              <w:top w:val="single" w:color="BFBFBF" w:sz="4"/>
+              <w:left w:val="single" w:color="BFBFBF" w:sz="4"/>
+              <w:bottom w:val="single" w:color="BFBFBF" w:sz="4"/>
+              <w:right w:val="single" w:color="BFBFBF" w:sz="4"/>
+            </w:tcBorders>
+            <w:tcMar>
+              <w:top w:type="dxa" w:w="60"/>
+              <w:left w:type="dxa" w:w="100"/>
+              <w:bottom w:type="dxa" w:w="60"/>
+              <w:right w:type="dxa" w:w="100"/>
+            </w:tcMar>
+          </w:tcPr>
+          <w:p>
+            <w:pPr>
+              <w:spacing w:after="0" w:line="264"/>
+            </w:pPr>
+            <w:r>
+              <w:rPr>
+                <w:rFonts w:ascii="맑은 고딕" w:cs="맑은 고딕" w:eastAsia="맑은 고딕" w:hAnsi="맑은 고딕"/>
+                <w:b w:val="false"/>
+                <w:bCs w:val="false"/>
+                <w:color w:val="222222"/>
+                <w:sz w:val="19"/>
+                <w:szCs w:val="19"/>
+              </w:rPr>
+              <w:t xml:space="preserve">새 프로젝트 화면 — 이름, 리전, 보안 옵션 3개(Data API ✔·새 테이블 노출 ✔·자동 RLS 안 켬)</w:t>
+            </w:r>
+          </w:p>
+        </w:tc>
+        <w:tc>
+          <w:tcPr>
+            <w:tcW w:type="dxa" w:w="3408"/>
+            <w:tcBorders>
+              <w:top w:val="single" w:color="BFBFBF" w:sz="4"/>
+              <w:left w:val="single" w:color="BFBFBF" w:sz="4"/>
+              <w:bottom w:val="single" w:color="BFBFBF" w:sz="4"/>
+              <w:right w:val="single" w:color="BFBFBF" w:sz="4"/>
+            </w:tcBorders>
+            <w:tcMar>
+              <w:top w:type="dxa" w:w="60"/>
+              <w:left w:type="dxa" w:w="100"/>
+              <w:bottom w:type="dxa" w:w="60"/>
+              <w:right w:type="dxa" w:w="100"/>
+            </w:tcMar>
+          </w:tcPr>
+          <w:p>
+            <w:pPr>
+              <w:spacing w:after="0" w:line="264"/>
+            </w:pPr>
             <w:r>
               <w:rPr>
                 <w:rFonts w:ascii="Consolas" w:cs="Consolas" w:eastAsia="Consolas" w:hAnsi="Consolas"/>
@@ -22169,62 +22779,7 @@
                 <w:sz w:val="19"/>
                 <w:szCs w:val="19"/>
               </w:rPr>
-              <w:t xml:space="preserve">증거화면/03_Supabase_프로젝트_생성.jpg</w:t>
-            </w:r>
-            <w:r>
-              <w:rPr>
-                <w:rFonts w:ascii="맑은 고딕" w:cs="맑은 고딕" w:eastAsia="맑은 고딕" w:hAnsi="맑은 고딕"/>
-                <w:b w:val="false"/>
-                <w:bCs w:val="false"/>
-                <w:color w:val="222222"/>
-                <w:sz w:val="19"/>
-                <w:szCs w:val="19"/>
-              </w:rPr>
-              <w:t xml:space="preserve">, </w:t>
-            </w:r>
-            <w:r>
-              <w:rPr>
-                <w:rFonts w:ascii="Consolas" w:cs="Consolas" w:eastAsia="Consolas" w:hAnsi="Consolas"/>
-                <w:b w:val="false"/>
-                <w:bCs w:val="false"/>
-                <w:color w:val="B02A4A"/>
-                <w:sz w:val="19"/>
-                <w:szCs w:val="19"/>
-              </w:rPr>
-              <w:t xml:space="preserve">04_테이블6개.jpg</w:t>
-            </w:r>
-          </w:p>
-        </w:tc>
-        <w:tc>
-          <w:tcPr>
-            <w:tcW w:type="dxa" w:w="677"/>
-            <w:tcBorders>
-              <w:top w:val="single" w:color="BFBFBF" w:sz="4"/>
-              <w:left w:val="single" w:color="BFBFBF" w:sz="4"/>
-              <w:bottom w:val="single" w:color="BFBFBF" w:sz="4"/>
-              <w:right w:val="single" w:color="BFBFBF" w:sz="4"/>
-            </w:tcBorders>
-            <w:tcMar>
-              <w:top w:type="dxa" w:w="60"/>
-              <w:left w:type="dxa" w:w="100"/>
-              <w:bottom w:type="dxa" w:w="60"/>
-              <w:right w:type="dxa" w:w="100"/>
-            </w:tcMar>
-          </w:tcPr>
-          <w:p>
-            <w:pPr>
-              <w:spacing w:after="0" w:line="264"/>
-            </w:pPr>
-            <w:r>
-              <w:rPr>
-                <w:rFonts w:ascii="맑은 고딕" w:cs="맑은 고딕" w:eastAsia="맑은 고딕" w:hAnsi="맑은 고딕"/>
-                <w:b w:val="false"/>
-                <w:bCs w:val="false"/>
-                <w:color w:val="222222"/>
-                <w:sz w:val="19"/>
-                <w:szCs w:val="19"/>
-              </w:rPr>
-              <w:t xml:space="preserve">사용자가 직접 첨부</w:t>
+              <w:t xml:space="preserve">증거화면/03_Supabase_새프로젝트_옵션3개.jpg</w:t>
             </w:r>
           </w:p>
         </w:tc>
@@ -22235,7 +22790,7 @@
         </w:trPr>
         <w:tc>
           <w:tcPr>
-            <w:tcW w:type="dxa" w:w="675"/>
+            <w:tcW w:type="dxa" w:w="952"/>
             <w:tcBorders>
               <w:top w:val="single" w:color="BFBFBF" w:sz="4"/>
               <w:left w:val="single" w:color="BFBFBF" w:sz="4"/>
@@ -22263,13 +22818,13 @@
                 <w:sz w:val="19"/>
                 <w:szCs w:val="19"/>
               </w:rPr>
-              <w:t xml:space="preserve">7-4</w:t>
-            </w:r>
-          </w:p>
-        </w:tc>
-        <w:tc>
-          <w:tcPr>
-            <w:tcW w:type="dxa" w:w="4137"/>
+              <w:t xml:space="preserve">04</w:t>
+            </w:r>
+          </w:p>
+        </w:tc>
+        <w:tc>
+          <w:tcPr>
+            <w:tcW w:type="dxa" w:w="952"/>
             <w:tcBorders>
               <w:top w:val="single" w:color="BFBFBF" w:sz="4"/>
               <w:left w:val="single" w:color="BFBFBF" w:sz="4"/>
@@ -22290,6 +22845,74 @@
             </w:pPr>
             <w:r>
               <w:rPr>
+                <w:rFonts w:ascii="맑은 고딕" w:cs="맑은 고딕" w:eastAsia="맑은 고딕" w:hAnsi="맑은 고딕"/>
+                <w:b w:val="false"/>
+                <w:bCs w:val="false"/>
+                <w:color w:val="222222"/>
+                <w:sz w:val="19"/>
+                <w:szCs w:val="19"/>
+              </w:rPr>
+              <w:t xml:space="preserve">7-1</w:t>
+            </w:r>
+          </w:p>
+        </w:tc>
+        <w:tc>
+          <w:tcPr>
+            <w:tcW w:type="dxa" w:w="4048"/>
+            <w:tcBorders>
+              <w:top w:val="single" w:color="BFBFBF" w:sz="4"/>
+              <w:left w:val="single" w:color="BFBFBF" w:sz="4"/>
+              <w:bottom w:val="single" w:color="BFBFBF" w:sz="4"/>
+              <w:right w:val="single" w:color="BFBFBF" w:sz="4"/>
+            </w:tcBorders>
+            <w:shd w:fill="F2F5FA" w:color="auto" w:val="clear"/>
+            <w:tcMar>
+              <w:top w:type="dxa" w:w="60"/>
+              <w:left w:type="dxa" w:w="100"/>
+              <w:bottom w:type="dxa" w:w="60"/>
+              <w:right w:type="dxa" w:w="100"/>
+            </w:tcMar>
+          </w:tcPr>
+          <w:p>
+            <w:pPr>
+              <w:spacing w:after="0" w:line="264"/>
+            </w:pPr>
+            <w:r>
+              <w:rPr>
+                <w:rFonts w:ascii="맑은 고딕" w:cs="맑은 고딕" w:eastAsia="맑은 고딕" w:hAnsi="맑은 고딕"/>
+                <w:b w:val="false"/>
+                <w:bCs w:val="false"/>
+                <w:color w:val="222222"/>
+                <w:sz w:val="19"/>
+                <w:szCs w:val="19"/>
+              </w:rPr>
+              <w:t xml:space="preserve">프로젝트 대시보드 — Healthy·Nano·East US (Ohio)</w:t>
+            </w:r>
+          </w:p>
+        </w:tc>
+        <w:tc>
+          <w:tcPr>
+            <w:tcW w:type="dxa" w:w="3408"/>
+            <w:tcBorders>
+              <w:top w:val="single" w:color="BFBFBF" w:sz="4"/>
+              <w:left w:val="single" w:color="BFBFBF" w:sz="4"/>
+              <w:bottom w:val="single" w:color="BFBFBF" w:sz="4"/>
+              <w:right w:val="single" w:color="BFBFBF" w:sz="4"/>
+            </w:tcBorders>
+            <w:shd w:fill="F2F5FA" w:color="auto" w:val="clear"/>
+            <w:tcMar>
+              <w:top w:type="dxa" w:w="60"/>
+              <w:left w:type="dxa" w:w="100"/>
+              <w:bottom w:type="dxa" w:w="60"/>
+              <w:right w:type="dxa" w:w="100"/>
+            </w:tcMar>
+          </w:tcPr>
+          <w:p>
+            <w:pPr>
+              <w:spacing w:after="0" w:line="264"/>
+            </w:pPr>
+            <w:r>
+              <w:rPr>
                 <w:rFonts w:ascii="Consolas" w:cs="Consolas" w:eastAsia="Consolas" w:hAnsi="Consolas"/>
                 <w:b w:val="false"/>
                 <w:bCs w:val="false"/>
@@ -22297,163 +22920,7 @@
                 <w:sz w:val="19"/>
                 <w:szCs w:val="19"/>
               </w:rPr>
-              <w:t xml:space="preserve">messages</w:t>
-            </w:r>
-            <w:r>
-              <w:rPr>
-                <w:rFonts w:ascii="맑은 고딕" w:cs="맑은 고딕" w:eastAsia="맑은 고딕" w:hAnsi="맑은 고딕"/>
-                <w:b w:val="false"/>
-                <w:bCs w:val="false"/>
-                <w:color w:val="222222"/>
-                <w:sz w:val="19"/>
-                <w:szCs w:val="19"/>
-              </w:rPr>
-              <w:t xml:space="preserve"> 3행·</w:t>
-            </w:r>
-            <w:r>
-              <w:rPr>
-                <w:rFonts w:ascii="Consolas" w:cs="Consolas" w:eastAsia="Consolas" w:hAnsi="Consolas"/>
-                <w:b w:val="false"/>
-                <w:bCs w:val="false"/>
-                <w:color w:val="B02A4A"/>
-                <w:sz w:val="19"/>
-                <w:szCs w:val="19"/>
-              </w:rPr>
-              <w:t xml:space="preserve">reminders</w:t>
-            </w:r>
-            <w:r>
-              <w:rPr>
-                <w:rFonts w:ascii="맑은 고딕" w:cs="맑은 고딕" w:eastAsia="맑은 고딕" w:hAnsi="맑은 고딕"/>
-                <w:b w:val="false"/>
-                <w:bCs w:val="false"/>
-                <w:color w:val="222222"/>
-                <w:sz w:val="19"/>
-                <w:szCs w:val="19"/>
-              </w:rPr>
-              <w:t xml:space="preserve"> 1행(2장) — </w:t>
-            </w:r>
-            <w:r>
-              <w:rPr>
-                <w:rFonts w:ascii="Consolas" w:cs="Consolas" w:eastAsia="Consolas" w:hAnsi="Consolas"/>
-                <w:b w:val="false"/>
-                <w:bCs w:val="false"/>
-                <w:color w:val="B02A4A"/>
-                <w:sz w:val="19"/>
-                <w:szCs w:val="19"/>
-              </w:rPr>
-              <w:t xml:space="preserve">user_id</w:t>
-            </w:r>
-            <w:r>
-              <w:rPr>
-                <w:rFonts w:ascii="맑은 고딕" w:cs="맑은 고딕" w:eastAsia="맑은 고딕" w:hAnsi="맑은 고딕"/>
-                <w:b w:val="false"/>
-                <w:bCs w:val="false"/>
-                <w:color w:val="222222"/>
-                <w:sz w:val="19"/>
-                <w:szCs w:val="19"/>
-              </w:rPr>
-              <w:t xml:space="preserve">·주소 가림 필요</w:t>
-            </w:r>
-          </w:p>
-        </w:tc>
-        <w:tc>
-          <w:tcPr>
-            <w:tcW w:type="dxa" w:w="3871"/>
-            <w:tcBorders>
-              <w:top w:val="single" w:color="BFBFBF" w:sz="4"/>
-              <w:left w:val="single" w:color="BFBFBF" w:sz="4"/>
-              <w:bottom w:val="single" w:color="BFBFBF" w:sz="4"/>
-              <w:right w:val="single" w:color="BFBFBF" w:sz="4"/>
-            </w:tcBorders>
-            <w:shd w:fill="F2F5FA" w:color="auto" w:val="clear"/>
-            <w:tcMar>
-              <w:top w:type="dxa" w:w="60"/>
-              <w:left w:type="dxa" w:w="100"/>
-              <w:bottom w:type="dxa" w:w="60"/>
-              <w:right w:type="dxa" w:w="100"/>
-            </w:tcMar>
-          </w:tcPr>
-          <w:p>
-            <w:pPr>
-              <w:spacing w:after="0" w:line="264"/>
-            </w:pPr>
-            <w:r>
-              <w:rPr>
-                <w:rFonts w:ascii="맑은 고딕" w:cs="맑은 고딕" w:eastAsia="맑은 고딕" w:hAnsi="맑은 고딕"/>
-                <w:b w:val="false"/>
-                <w:bCs w:val="false"/>
-                <w:color w:val="222222"/>
-                <w:sz w:val="19"/>
-                <w:szCs w:val="19"/>
-              </w:rPr>
-              <w:t xml:space="preserve">(제안 이름) </w:t>
-            </w:r>
-            <w:r>
-              <w:rPr>
-                <w:rFonts w:ascii="Consolas" w:cs="Consolas" w:eastAsia="Consolas" w:hAnsi="Consolas"/>
-                <w:b w:val="false"/>
-                <w:bCs w:val="false"/>
-                <w:color w:val="B02A4A"/>
-                <w:sz w:val="19"/>
-                <w:szCs w:val="19"/>
-              </w:rPr>
-              <w:t xml:space="preserve">증거화면/05_TableEditor_messages.jpg</w:t>
-            </w:r>
-            <w:r>
-              <w:rPr>
-                <w:rFonts w:ascii="맑은 고딕" w:cs="맑은 고딕" w:eastAsia="맑은 고딕" w:hAnsi="맑은 고딕"/>
-                <w:b w:val="false"/>
-                <w:bCs w:val="false"/>
-                <w:color w:val="222222"/>
-                <w:sz w:val="19"/>
-                <w:szCs w:val="19"/>
-              </w:rPr>
-              <w:t xml:space="preserve">, </w:t>
-            </w:r>
-            <w:r>
-              <w:rPr>
-                <w:rFonts w:ascii="Consolas" w:cs="Consolas" w:eastAsia="Consolas" w:hAnsi="Consolas"/>
-                <w:b w:val="false"/>
-                <w:bCs w:val="false"/>
-                <w:color w:val="B02A4A"/>
-                <w:sz w:val="19"/>
-                <w:szCs w:val="19"/>
-              </w:rPr>
-              <w:t xml:space="preserve">06_TableEditor_reminders.jpg</w:t>
-            </w:r>
-          </w:p>
-        </w:tc>
-        <w:tc>
-          <w:tcPr>
-            <w:tcW w:type="dxa" w:w="677"/>
-            <w:tcBorders>
-              <w:top w:val="single" w:color="BFBFBF" w:sz="4"/>
-              <w:left w:val="single" w:color="BFBFBF" w:sz="4"/>
-              <w:bottom w:val="single" w:color="BFBFBF" w:sz="4"/>
-              <w:right w:val="single" w:color="BFBFBF" w:sz="4"/>
-            </w:tcBorders>
-            <w:shd w:fill="F2F5FA" w:color="auto" w:val="clear"/>
-            <w:tcMar>
-              <w:top w:type="dxa" w:w="60"/>
-              <w:left w:type="dxa" w:w="100"/>
-              <w:bottom w:type="dxa" w:w="60"/>
-              <w:right w:type="dxa" w:w="100"/>
-            </w:tcMar>
-          </w:tcPr>
-          <w:p>
-            <w:pPr>
-              <w:spacing w:after="0" w:line="264"/>
-            </w:pPr>
-            <w:r>
-              <w:rPr>
-                <w:rFonts w:ascii="맑은 고딕" w:cs="맑은 고딕" w:eastAsia="맑은 고딕" w:hAnsi="맑은 고딕"/>
-                <w:b w:val="false"/>
-                <w:bCs w:val="false"/>
-                <w:color w:val="222222"/>
-                <w:sz w:val="19"/>
-                <w:szCs w:val="19"/>
-              </w:rPr>
-              <w:t xml:space="preserve">사용자가 직접 첨부</w:t>
+              <w:t xml:space="preserve">증거화면/04_Supabase_프로젝트_Healthy.jpg</w:t>
             </w:r>
           </w:p>
         </w:tc>
@@ -22464,101 +22931,123 @@
         </w:trPr>
         <w:tc>
           <w:tcPr>
-            <w:tcW w:type="dxa" w:w="675"/>
-            <w:tcBorders>
-              <w:top w:val="single" w:color="BFBFBF" w:sz="4"/>
-              <w:left w:val="single" w:color="BFBFBF" w:sz="4"/>
-              <w:bottom w:val="single" w:color="BFBFBF" w:sz="4"/>
-              <w:right w:val="single" w:color="BFBFBF" w:sz="4"/>
-            </w:tcBorders>
-            <w:tcMar>
-              <w:top w:type="dxa" w:w="60"/>
-              <w:left w:type="dxa" w:w="100"/>
-              <w:bottom w:type="dxa" w:w="60"/>
-              <w:right w:type="dxa" w:w="100"/>
-            </w:tcMar>
-          </w:tcPr>
-          <w:p>
-            <w:pPr>
-              <w:spacing w:after="0" w:line="264"/>
-            </w:pPr>
-            <w:r>
-              <w:rPr>
-                <w:rFonts w:ascii="맑은 고딕" w:cs="맑은 고딕" w:eastAsia="맑은 고딕" w:hAnsi="맑은 고딕"/>
-                <w:b w:val="false"/>
-                <w:bCs w:val="false"/>
-                <w:color w:val="222222"/>
-                <w:sz w:val="19"/>
-                <w:szCs w:val="19"/>
-              </w:rPr>
-              <w:t xml:space="preserve">7-5</w:t>
-            </w:r>
-          </w:p>
-        </w:tc>
-        <w:tc>
-          <w:tcPr>
-            <w:tcW w:type="dxa" w:w="4137"/>
-            <w:tcBorders>
-              <w:top w:val="single" w:color="BFBFBF" w:sz="4"/>
-              <w:left w:val="single" w:color="BFBFBF" w:sz="4"/>
-              <w:bottom w:val="single" w:color="BFBFBF" w:sz="4"/>
-              <w:right w:val="single" w:color="BFBFBF" w:sz="4"/>
-            </w:tcBorders>
-            <w:tcMar>
-              <w:top w:type="dxa" w:w="60"/>
-              <w:left w:type="dxa" w:w="100"/>
-              <w:bottom w:type="dxa" w:w="60"/>
-              <w:right w:type="dxa" w:w="100"/>
-            </w:tcMar>
-          </w:tcPr>
-          <w:p>
-            <w:pPr>
-              <w:spacing w:after="0" w:line="264"/>
-            </w:pPr>
-            <w:r>
-              <w:rPr>
-                <w:rFonts w:ascii="맑은 고딕" w:cs="맑은 고딕" w:eastAsia="맑은 고딕" w:hAnsi="맑은 고딕"/>
-                <w:b w:val="false"/>
-                <w:bCs w:val="false"/>
-                <w:color w:val="222222"/>
-                <w:sz w:val="19"/>
-                <w:szCs w:val="19"/>
-              </w:rPr>
-              <w:t xml:space="preserve">green 전환 후·blue 재시작 후 브라우저(대화 3개, "게스트로 사용 중")</w:t>
-            </w:r>
-          </w:p>
-        </w:tc>
-        <w:tc>
-          <w:tcPr>
-            <w:tcW w:type="dxa" w:w="3871"/>
-            <w:tcBorders>
-              <w:top w:val="single" w:color="BFBFBF" w:sz="4"/>
-              <w:left w:val="single" w:color="BFBFBF" w:sz="4"/>
-              <w:bottom w:val="single" w:color="BFBFBF" w:sz="4"/>
-              <w:right w:val="single" w:color="BFBFBF" w:sz="4"/>
-            </w:tcBorders>
-            <w:tcMar>
-              <w:top w:type="dxa" w:w="60"/>
-              <w:left w:type="dxa" w:w="100"/>
-              <w:bottom w:type="dxa" w:w="60"/>
-              <w:right w:type="dxa" w:w="100"/>
-            </w:tcMar>
-          </w:tcPr>
-          <w:p>
-            <w:pPr>
-              <w:spacing w:after="0" w:line="264"/>
-            </w:pPr>
-            <w:r>
-              <w:rPr>
-                <w:rFonts w:ascii="맑은 고딕" w:cs="맑은 고딕" w:eastAsia="맑은 고딕" w:hAnsi="맑은 고딕"/>
-                <w:b w:val="false"/>
-                <w:bCs w:val="false"/>
-                <w:color w:val="222222"/>
-                <w:sz w:val="19"/>
-                <w:szCs w:val="19"/>
-              </w:rPr>
-              <w:t xml:space="preserve">(제안 이름) </w:t>
-            </w:r>
+            <w:tcW w:type="dxa" w:w="952"/>
+            <w:tcBorders>
+              <w:top w:val="single" w:color="BFBFBF" w:sz="4"/>
+              <w:left w:val="single" w:color="BFBFBF" w:sz="4"/>
+              <w:bottom w:val="single" w:color="BFBFBF" w:sz="4"/>
+              <w:right w:val="single" w:color="BFBFBF" w:sz="4"/>
+            </w:tcBorders>
+            <w:tcMar>
+              <w:top w:type="dxa" w:w="60"/>
+              <w:left w:type="dxa" w:w="100"/>
+              <w:bottom w:type="dxa" w:w="60"/>
+              <w:right w:type="dxa" w:w="100"/>
+            </w:tcMar>
+          </w:tcPr>
+          <w:p>
+            <w:pPr>
+              <w:spacing w:after="0" w:line="264"/>
+            </w:pPr>
+            <w:r>
+              <w:rPr>
+                <w:rFonts w:ascii="맑은 고딕" w:cs="맑은 고딕" w:eastAsia="맑은 고딕" w:hAnsi="맑은 고딕"/>
+                <w:b w:val="false"/>
+                <w:bCs w:val="false"/>
+                <w:color w:val="222222"/>
+                <w:sz w:val="19"/>
+                <w:szCs w:val="19"/>
+              </w:rPr>
+              <w:t xml:space="preserve">05</w:t>
+            </w:r>
+          </w:p>
+        </w:tc>
+        <w:tc>
+          <w:tcPr>
+            <w:tcW w:type="dxa" w:w="952"/>
+            <w:tcBorders>
+              <w:top w:val="single" w:color="BFBFBF" w:sz="4"/>
+              <w:left w:val="single" w:color="BFBFBF" w:sz="4"/>
+              <w:bottom w:val="single" w:color="BFBFBF" w:sz="4"/>
+              <w:right w:val="single" w:color="BFBFBF" w:sz="4"/>
+            </w:tcBorders>
+            <w:tcMar>
+              <w:top w:type="dxa" w:w="60"/>
+              <w:left w:type="dxa" w:w="100"/>
+              <w:bottom w:type="dxa" w:w="60"/>
+              <w:right w:type="dxa" w:w="100"/>
+            </w:tcMar>
+          </w:tcPr>
+          <w:p>
+            <w:pPr>
+              <w:spacing w:after="0" w:line="264"/>
+            </w:pPr>
+            <w:r>
+              <w:rPr>
+                <w:rFonts w:ascii="맑은 고딕" w:cs="맑은 고딕" w:eastAsia="맑은 고딕" w:hAnsi="맑은 고딕"/>
+                <w:b w:val="false"/>
+                <w:bCs w:val="false"/>
+                <w:color w:val="222222"/>
+                <w:sz w:val="19"/>
+                <w:szCs w:val="19"/>
+              </w:rPr>
+              <w:t xml:space="preserve">7-1</w:t>
+            </w:r>
+          </w:p>
+        </w:tc>
+        <w:tc>
+          <w:tcPr>
+            <w:tcW w:type="dxa" w:w="4048"/>
+            <w:tcBorders>
+              <w:top w:val="single" w:color="BFBFBF" w:sz="4"/>
+              <w:left w:val="single" w:color="BFBFBF" w:sz="4"/>
+              <w:bottom w:val="single" w:color="BFBFBF" w:sz="4"/>
+              <w:right w:val="single" w:color="BFBFBF" w:sz="4"/>
+            </w:tcBorders>
+            <w:tcMar>
+              <w:top w:type="dxa" w:w="60"/>
+              <w:left w:type="dxa" w:w="100"/>
+              <w:bottom w:type="dxa" w:w="60"/>
+              <w:right w:type="dxa" w:w="100"/>
+            </w:tcMar>
+          </w:tcPr>
+          <w:p>
+            <w:pPr>
+              <w:spacing w:after="0" w:line="264"/>
+            </w:pPr>
+            <w:r>
+              <w:rPr>
+                <w:rFonts w:ascii="맑은 고딕" w:cs="맑은 고딕" w:eastAsia="맑은 고딕" w:hAnsi="맑은 고딕"/>
+                <w:b w:val="false"/>
+                <w:bCs w:val="false"/>
+                <w:color w:val="222222"/>
+                <w:sz w:val="19"/>
+                <w:szCs w:val="19"/>
+              </w:rPr>
+              <w:t xml:space="preserve">SQL Editor에 템플릿 SQL을 붙여 넣은 상태</w:t>
+            </w:r>
+          </w:p>
+        </w:tc>
+        <w:tc>
+          <w:tcPr>
+            <w:tcW w:type="dxa" w:w="3408"/>
+            <w:tcBorders>
+              <w:top w:val="single" w:color="BFBFBF" w:sz="4"/>
+              <w:left w:val="single" w:color="BFBFBF" w:sz="4"/>
+              <w:bottom w:val="single" w:color="BFBFBF" w:sz="4"/>
+              <w:right w:val="single" w:color="BFBFBF" w:sz="4"/>
+            </w:tcBorders>
+            <w:tcMar>
+              <w:top w:type="dxa" w:w="60"/>
+              <w:left w:type="dxa" w:w="100"/>
+              <w:bottom w:type="dxa" w:w="60"/>
+              <w:right w:type="dxa" w:w="100"/>
+            </w:tcMar>
+          </w:tcPr>
+          <w:p>
+            <w:pPr>
+              <w:spacing w:after="0" w:line="264"/>
+            </w:pPr>
             <w:r>
               <w:rPr>
                 <w:rFonts w:ascii="Consolas" w:cs="Consolas" w:eastAsia="Consolas" w:hAnsi="Consolas"/>
@@ -22568,62 +23057,7 @@
                 <w:sz w:val="19"/>
                 <w:szCs w:val="19"/>
               </w:rPr>
-              <w:t xml:space="preserve">증거화면/07_green전환후_대화유지.jpg</w:t>
-            </w:r>
-            <w:r>
-              <w:rPr>
-                <w:rFonts w:ascii="맑은 고딕" w:cs="맑은 고딕" w:eastAsia="맑은 고딕" w:hAnsi="맑은 고딕"/>
-                <w:b w:val="false"/>
-                <w:bCs w:val="false"/>
-                <w:color w:val="222222"/>
-                <w:sz w:val="19"/>
-                <w:szCs w:val="19"/>
-              </w:rPr>
-              <w:t xml:space="preserve">, </w:t>
-            </w:r>
-            <w:r>
-              <w:rPr>
-                <w:rFonts w:ascii="Consolas" w:cs="Consolas" w:eastAsia="Consolas" w:hAnsi="Consolas"/>
-                <w:b w:val="false"/>
-                <w:bCs w:val="false"/>
-                <w:color w:val="B02A4A"/>
-                <w:sz w:val="19"/>
-                <w:szCs w:val="19"/>
-              </w:rPr>
-              <w:t xml:space="preserve">08_blue재시작후_대화유지.jpg</w:t>
-            </w:r>
-          </w:p>
-        </w:tc>
-        <w:tc>
-          <w:tcPr>
-            <w:tcW w:type="dxa" w:w="677"/>
-            <w:tcBorders>
-              <w:top w:val="single" w:color="BFBFBF" w:sz="4"/>
-              <w:left w:val="single" w:color="BFBFBF" w:sz="4"/>
-              <w:bottom w:val="single" w:color="BFBFBF" w:sz="4"/>
-              <w:right w:val="single" w:color="BFBFBF" w:sz="4"/>
-            </w:tcBorders>
-            <w:tcMar>
-              <w:top w:type="dxa" w:w="60"/>
-              <w:left w:type="dxa" w:w="100"/>
-              <w:bottom w:type="dxa" w:w="60"/>
-              <w:right w:type="dxa" w:w="100"/>
-            </w:tcMar>
-          </w:tcPr>
-          <w:p>
-            <w:pPr>
-              <w:spacing w:after="0" w:line="264"/>
-            </w:pPr>
-            <w:r>
-              <w:rPr>
-                <w:rFonts w:ascii="맑은 고딕" w:cs="맑은 고딕" w:eastAsia="맑은 고딕" w:hAnsi="맑은 고딕"/>
-                <w:b w:val="false"/>
-                <w:bCs w:val="false"/>
-                <w:color w:val="222222"/>
-                <w:sz w:val="19"/>
-                <w:szCs w:val="19"/>
-              </w:rPr>
-              <w:t xml:space="preserve">사용자가 직접 첨부</w:t>
+              <w:t xml:space="preserve">증거화면/05_SQL_Editor_스키마_붙여넣기.jpg</w:t>
             </w:r>
           </w:p>
         </w:tc>
@@ -22634,7 +23068,7 @@
         </w:trPr>
         <w:tc>
           <w:tcPr>
-            <w:tcW w:type="dxa" w:w="675"/>
+            <w:tcW w:type="dxa" w:w="952"/>
             <w:tcBorders>
               <w:top w:val="single" w:color="BFBFBF" w:sz="4"/>
               <w:left w:val="single" w:color="BFBFBF" w:sz="4"/>
@@ -22662,13 +23096,601 @@
                 <w:sz w:val="19"/>
                 <w:szCs w:val="19"/>
               </w:rPr>
+              <w:t xml:space="preserve">06</w:t>
+            </w:r>
+          </w:p>
+        </w:tc>
+        <w:tc>
+          <w:tcPr>
+            <w:tcW w:type="dxa" w:w="952"/>
+            <w:tcBorders>
+              <w:top w:val="single" w:color="BFBFBF" w:sz="4"/>
+              <w:left w:val="single" w:color="BFBFBF" w:sz="4"/>
+              <w:bottom w:val="single" w:color="BFBFBF" w:sz="4"/>
+              <w:right w:val="single" w:color="BFBFBF" w:sz="4"/>
+            </w:tcBorders>
+            <w:shd w:fill="F2F5FA" w:color="auto" w:val="clear"/>
+            <w:tcMar>
+              <w:top w:type="dxa" w:w="60"/>
+              <w:left w:type="dxa" w:w="100"/>
+              <w:bottom w:type="dxa" w:w="60"/>
+              <w:right w:type="dxa" w:w="100"/>
+            </w:tcMar>
+          </w:tcPr>
+          <w:p>
+            <w:pPr>
+              <w:spacing w:after="0" w:line="264"/>
+            </w:pPr>
+            <w:r>
+              <w:rPr>
+                <w:rFonts w:ascii="맑은 고딕" w:cs="맑은 고딕" w:eastAsia="맑은 고딕" w:hAnsi="맑은 고딕"/>
+                <w:b w:val="false"/>
+                <w:bCs w:val="false"/>
+                <w:color w:val="222222"/>
+                <w:sz w:val="19"/>
+                <w:szCs w:val="19"/>
+              </w:rPr>
+              <w:t xml:space="preserve">7-1</w:t>
+            </w:r>
+          </w:p>
+        </w:tc>
+        <w:tc>
+          <w:tcPr>
+            <w:tcW w:type="dxa" w:w="4048"/>
+            <w:tcBorders>
+              <w:top w:val="single" w:color="BFBFBF" w:sz="4"/>
+              <w:left w:val="single" w:color="BFBFBF" w:sz="4"/>
+              <w:bottom w:val="single" w:color="BFBFBF" w:sz="4"/>
+              <w:right w:val="single" w:color="BFBFBF" w:sz="4"/>
+            </w:tcBorders>
+            <w:shd w:fill="F2F5FA" w:color="auto" w:val="clear"/>
+            <w:tcMar>
+              <w:top w:type="dxa" w:w="60"/>
+              <w:left w:type="dxa" w:w="100"/>
+              <w:bottom w:type="dxa" w:w="60"/>
+              <w:right w:type="dxa" w:w="100"/>
+            </w:tcMar>
+          </w:tcPr>
+          <w:p>
+            <w:pPr>
+              <w:spacing w:after="0" w:line="264"/>
+            </w:pPr>
+            <w:r>
+              <w:rPr>
+                <w:rFonts w:ascii="맑은 고딕" w:cs="맑은 고딕" w:eastAsia="맑은 고딕" w:hAnsi="맑은 고딕"/>
+                <w:b w:val="false"/>
+                <w:bCs w:val="false"/>
+                <w:color w:val="222222"/>
+                <w:sz w:val="19"/>
+                <w:szCs w:val="19"/>
+              </w:rPr>
+              <w:t xml:space="preserve">Table Editor의 테이블 6개 목록(지구본 아이콘 = Data API 노출)</w:t>
+            </w:r>
+          </w:p>
+        </w:tc>
+        <w:tc>
+          <w:tcPr>
+            <w:tcW w:type="dxa" w:w="3408"/>
+            <w:tcBorders>
+              <w:top w:val="single" w:color="BFBFBF" w:sz="4"/>
+              <w:left w:val="single" w:color="BFBFBF" w:sz="4"/>
+              <w:bottom w:val="single" w:color="BFBFBF" w:sz="4"/>
+              <w:right w:val="single" w:color="BFBFBF" w:sz="4"/>
+            </w:tcBorders>
+            <w:shd w:fill="F2F5FA" w:color="auto" w:val="clear"/>
+            <w:tcMar>
+              <w:top w:type="dxa" w:w="60"/>
+              <w:left w:type="dxa" w:w="100"/>
+              <w:bottom w:type="dxa" w:w="60"/>
+              <w:right w:type="dxa" w:w="100"/>
+            </w:tcMar>
+          </w:tcPr>
+          <w:p>
+            <w:pPr>
+              <w:spacing w:after="0" w:line="264"/>
+            </w:pPr>
+            <w:r>
+              <w:rPr>
+                <w:rFonts w:ascii="Consolas" w:cs="Consolas" w:eastAsia="Consolas" w:hAnsi="Consolas"/>
+                <w:b w:val="false"/>
+                <w:bCs w:val="false"/>
+                <w:color w:val="B02A4A"/>
+                <w:sz w:val="19"/>
+                <w:szCs w:val="19"/>
+              </w:rPr>
+              <w:t xml:space="preserve">증거화면/06_TableEditor_테이블6개.jpg</w:t>
+            </w:r>
+          </w:p>
+        </w:tc>
+      </w:tr>
+      <w:tr>
+        <w:trPr>
+          <w:cantSplit/>
+        </w:trPr>
+        <w:tc>
+          <w:tcPr>
+            <w:tcW w:type="dxa" w:w="952"/>
+            <w:tcBorders>
+              <w:top w:val="single" w:color="BFBFBF" w:sz="4"/>
+              <w:left w:val="single" w:color="BFBFBF" w:sz="4"/>
+              <w:bottom w:val="single" w:color="BFBFBF" w:sz="4"/>
+              <w:right w:val="single" w:color="BFBFBF" w:sz="4"/>
+            </w:tcBorders>
+            <w:tcMar>
+              <w:top w:type="dxa" w:w="60"/>
+              <w:left w:type="dxa" w:w="100"/>
+              <w:bottom w:type="dxa" w:w="60"/>
+              <w:right w:type="dxa" w:w="100"/>
+            </w:tcMar>
+          </w:tcPr>
+          <w:p>
+            <w:pPr>
+              <w:spacing w:after="0" w:line="264"/>
+            </w:pPr>
+            <w:r>
+              <w:rPr>
+                <w:rFonts w:ascii="맑은 고딕" w:cs="맑은 고딕" w:eastAsia="맑은 고딕" w:hAnsi="맑은 고딕"/>
+                <w:b w:val="false"/>
+                <w:bCs w:val="false"/>
+                <w:color w:val="222222"/>
+                <w:sz w:val="19"/>
+                <w:szCs w:val="19"/>
+              </w:rPr>
+              <w:t xml:space="preserve">07</w:t>
+            </w:r>
+          </w:p>
+        </w:tc>
+        <w:tc>
+          <w:tcPr>
+            <w:tcW w:type="dxa" w:w="952"/>
+            <w:tcBorders>
+              <w:top w:val="single" w:color="BFBFBF" w:sz="4"/>
+              <w:left w:val="single" w:color="BFBFBF" w:sz="4"/>
+              <w:bottom w:val="single" w:color="BFBFBF" w:sz="4"/>
+              <w:right w:val="single" w:color="BFBFBF" w:sz="4"/>
+            </w:tcBorders>
+            <w:tcMar>
+              <w:top w:type="dxa" w:w="60"/>
+              <w:left w:type="dxa" w:w="100"/>
+              <w:bottom w:type="dxa" w:w="60"/>
+              <w:right w:type="dxa" w:w="100"/>
+            </w:tcMar>
+          </w:tcPr>
+          <w:p>
+            <w:pPr>
+              <w:spacing w:after="0" w:line="264"/>
+            </w:pPr>
+            <w:r>
+              <w:rPr>
+                <w:rFonts w:ascii="맑은 고딕" w:cs="맑은 고딕" w:eastAsia="맑은 고딕" w:hAnsi="맑은 고딕"/>
+                <w:b w:val="false"/>
+                <w:bCs w:val="false"/>
+                <w:color w:val="222222"/>
+                <w:sz w:val="19"/>
+                <w:szCs w:val="19"/>
+              </w:rPr>
+              <w:t xml:space="preserve">7-4</w:t>
+            </w:r>
+          </w:p>
+        </w:tc>
+        <w:tc>
+          <w:tcPr>
+            <w:tcW w:type="dxa" w:w="4048"/>
+            <w:tcBorders>
+              <w:top w:val="single" w:color="BFBFBF" w:sz="4"/>
+              <w:left w:val="single" w:color="BFBFBF" w:sz="4"/>
+              <w:bottom w:val="single" w:color="BFBFBF" w:sz="4"/>
+              <w:right w:val="single" w:color="BFBFBF" w:sz="4"/>
+            </w:tcBorders>
+            <w:tcMar>
+              <w:top w:type="dxa" w:w="60"/>
+              <w:left w:type="dxa" w:w="100"/>
+              <w:bottom w:type="dxa" w:w="60"/>
+              <w:right w:type="dxa" w:w="100"/>
+            </w:tcMar>
+          </w:tcPr>
+          <w:p>
+            <w:pPr>
+              <w:spacing w:after="0" w:line="264"/>
+            </w:pPr>
+            <w:r>
+              <w:rPr>
+                <w:rFonts w:ascii="Consolas" w:cs="Consolas" w:eastAsia="Consolas" w:hAnsi="Consolas"/>
+                <w:b w:val="false"/>
+                <w:bCs w:val="false"/>
+                <w:color w:val="B02A4A"/>
+                <w:sz w:val="19"/>
+                <w:szCs w:val="19"/>
+              </w:rPr>
+              <w:t xml:space="preserve">messages</w:t>
+            </w:r>
+            <w:r>
+              <w:rPr>
+                <w:rFonts w:ascii="맑은 고딕" w:cs="맑은 고딕" w:eastAsia="맑은 고딕" w:hAnsi="맑은 고딕"/>
+                <w:b w:val="false"/>
+                <w:bCs w:val="false"/>
+                <w:color w:val="222222"/>
+                <w:sz w:val="19"/>
+                <w:szCs w:val="19"/>
+              </w:rPr>
+              <w:t xml:space="preserve"> 3행(같은 </w:t>
+            </w:r>
+            <w:r>
+              <w:rPr>
+                <w:rFonts w:ascii="Consolas" w:cs="Consolas" w:eastAsia="Consolas" w:hAnsi="Consolas"/>
+                <w:b w:val="false"/>
+                <w:bCs w:val="false"/>
+                <w:color w:val="B02A4A"/>
+                <w:sz w:val="19"/>
+                <w:szCs w:val="19"/>
+              </w:rPr>
+              <w:t xml:space="preserve">user_id</w:t>
+            </w:r>
+            <w:r>
+              <w:rPr>
+                <w:rFonts w:ascii="맑은 고딕" w:cs="맑은 고딕" w:eastAsia="맑은 고딕" w:hAnsi="맑은 고딕"/>
+                <w:b w:val="false"/>
+                <w:bCs w:val="false"/>
+                <w:color w:val="222222"/>
+                <w:sz w:val="19"/>
+                <w:szCs w:val="19"/>
+              </w:rPr>
+              <w:t xml:space="preserve">)</w:t>
+            </w:r>
+          </w:p>
+        </w:tc>
+        <w:tc>
+          <w:tcPr>
+            <w:tcW w:type="dxa" w:w="3408"/>
+            <w:tcBorders>
+              <w:top w:val="single" w:color="BFBFBF" w:sz="4"/>
+              <w:left w:val="single" w:color="BFBFBF" w:sz="4"/>
+              <w:bottom w:val="single" w:color="BFBFBF" w:sz="4"/>
+              <w:right w:val="single" w:color="BFBFBF" w:sz="4"/>
+            </w:tcBorders>
+            <w:tcMar>
+              <w:top w:type="dxa" w:w="60"/>
+              <w:left w:type="dxa" w:w="100"/>
+              <w:bottom w:type="dxa" w:w="60"/>
+              <w:right w:type="dxa" w:w="100"/>
+            </w:tcMar>
+          </w:tcPr>
+          <w:p>
+            <w:pPr>
+              <w:spacing w:after="0" w:line="264"/>
+            </w:pPr>
+            <w:r>
+              <w:rPr>
+                <w:rFonts w:ascii="Consolas" w:cs="Consolas" w:eastAsia="Consolas" w:hAnsi="Consolas"/>
+                <w:b w:val="false"/>
+                <w:bCs w:val="false"/>
+                <w:color w:val="B02A4A"/>
+                <w:sz w:val="19"/>
+                <w:szCs w:val="19"/>
+              </w:rPr>
+              <w:t xml:space="preserve">증거화면/07_TableEditor_messages_3행.jpg</w:t>
+            </w:r>
+          </w:p>
+        </w:tc>
+      </w:tr>
+      <w:tr>
+        <w:trPr>
+          <w:cantSplit/>
+        </w:trPr>
+        <w:tc>
+          <w:tcPr>
+            <w:tcW w:type="dxa" w:w="952"/>
+            <w:tcBorders>
+              <w:top w:val="single" w:color="BFBFBF" w:sz="4"/>
+              <w:left w:val="single" w:color="BFBFBF" w:sz="4"/>
+              <w:bottom w:val="single" w:color="BFBFBF" w:sz="4"/>
+              <w:right w:val="single" w:color="BFBFBF" w:sz="4"/>
+            </w:tcBorders>
+            <w:shd w:fill="F2F5FA" w:color="auto" w:val="clear"/>
+            <w:tcMar>
+              <w:top w:type="dxa" w:w="60"/>
+              <w:left w:type="dxa" w:w="100"/>
+              <w:bottom w:type="dxa" w:w="60"/>
+              <w:right w:type="dxa" w:w="100"/>
+            </w:tcMar>
+          </w:tcPr>
+          <w:p>
+            <w:pPr>
+              <w:spacing w:after="0" w:line="264"/>
+            </w:pPr>
+            <w:r>
+              <w:rPr>
+                <w:rFonts w:ascii="맑은 고딕" w:cs="맑은 고딕" w:eastAsia="맑은 고딕" w:hAnsi="맑은 고딕"/>
+                <w:b w:val="false"/>
+                <w:bCs w:val="false"/>
+                <w:color w:val="222222"/>
+                <w:sz w:val="19"/>
+                <w:szCs w:val="19"/>
+              </w:rPr>
+              <w:t xml:space="preserve">08</w:t>
+            </w:r>
+          </w:p>
+        </w:tc>
+        <w:tc>
+          <w:tcPr>
+            <w:tcW w:type="dxa" w:w="952"/>
+            <w:tcBorders>
+              <w:top w:val="single" w:color="BFBFBF" w:sz="4"/>
+              <w:left w:val="single" w:color="BFBFBF" w:sz="4"/>
+              <w:bottom w:val="single" w:color="BFBFBF" w:sz="4"/>
+              <w:right w:val="single" w:color="BFBFBF" w:sz="4"/>
+            </w:tcBorders>
+            <w:shd w:fill="F2F5FA" w:color="auto" w:val="clear"/>
+            <w:tcMar>
+              <w:top w:type="dxa" w:w="60"/>
+              <w:left w:type="dxa" w:w="100"/>
+              <w:bottom w:type="dxa" w:w="60"/>
+              <w:right w:type="dxa" w:w="100"/>
+            </w:tcMar>
+          </w:tcPr>
+          <w:p>
+            <w:pPr>
+              <w:spacing w:after="0" w:line="264"/>
+            </w:pPr>
+            <w:r>
+              <w:rPr>
+                <w:rFonts w:ascii="맑은 고딕" w:cs="맑은 고딕" w:eastAsia="맑은 고딕" w:hAnsi="맑은 고딕"/>
+                <w:b w:val="false"/>
+                <w:bCs w:val="false"/>
+                <w:color w:val="222222"/>
+                <w:sz w:val="19"/>
+                <w:szCs w:val="19"/>
+              </w:rPr>
+              <w:t xml:space="preserve">7-4</w:t>
+            </w:r>
+          </w:p>
+        </w:tc>
+        <w:tc>
+          <w:tcPr>
+            <w:tcW w:type="dxa" w:w="4048"/>
+            <w:tcBorders>
+              <w:top w:val="single" w:color="BFBFBF" w:sz="4"/>
+              <w:left w:val="single" w:color="BFBFBF" w:sz="4"/>
+              <w:bottom w:val="single" w:color="BFBFBF" w:sz="4"/>
+              <w:right w:val="single" w:color="BFBFBF" w:sz="4"/>
+            </w:tcBorders>
+            <w:shd w:fill="F2F5FA" w:color="auto" w:val="clear"/>
+            <w:tcMar>
+              <w:top w:type="dxa" w:w="60"/>
+              <w:left w:type="dxa" w:w="100"/>
+              <w:bottom w:type="dxa" w:w="60"/>
+              <w:right w:type="dxa" w:w="100"/>
+            </w:tcMar>
+          </w:tcPr>
+          <w:p>
+            <w:pPr>
+              <w:spacing w:after="0" w:line="264"/>
+            </w:pPr>
+            <w:r>
+              <w:rPr>
+                <w:rFonts w:ascii="Consolas" w:cs="Consolas" w:eastAsia="Consolas" w:hAnsi="Consolas"/>
+                <w:b w:val="false"/>
+                <w:bCs w:val="false"/>
+                <w:color w:val="B02A4A"/>
+                <w:sz w:val="19"/>
+                <w:szCs w:val="19"/>
+              </w:rPr>
+              <w:t xml:space="preserve">reminders</w:t>
+            </w:r>
+            <w:r>
+              <w:rPr>
+                <w:rFonts w:ascii="맑은 고딕" w:cs="맑은 고딕" w:eastAsia="맑은 고딕" w:hAnsi="맑은 고딕"/>
+                <w:b w:val="false"/>
+                <w:bCs w:val="false"/>
+                <w:color w:val="222222"/>
+                <w:sz w:val="19"/>
+                <w:szCs w:val="19"/>
+              </w:rPr>
+              <w:t xml:space="preserve"> 1행("물 마시기", </w:t>
+            </w:r>
+            <w:r>
+              <w:rPr>
+                <w:rFonts w:ascii="Consolas" w:cs="Consolas" w:eastAsia="Consolas" w:hAnsi="Consolas"/>
+                <w:b w:val="false"/>
+                <w:bCs w:val="false"/>
+                <w:color w:val="B02A4A"/>
+                <w:sz w:val="19"/>
+                <w:szCs w:val="19"/>
+              </w:rPr>
+              <w:t xml:space="preserve">pending</w:t>
+            </w:r>
+            <w:r>
+              <w:rPr>
+                <w:rFonts w:ascii="맑은 고딕" w:cs="맑은 고딕" w:eastAsia="맑은 고딕" w:hAnsi="맑은 고딕"/>
+                <w:b w:val="false"/>
+                <w:bCs w:val="false"/>
+                <w:color w:val="222222"/>
+                <w:sz w:val="19"/>
+                <w:szCs w:val="19"/>
+              </w:rPr>
+              <w:t xml:space="preserve">)</w:t>
+            </w:r>
+          </w:p>
+        </w:tc>
+        <w:tc>
+          <w:tcPr>
+            <w:tcW w:type="dxa" w:w="3408"/>
+            <w:tcBorders>
+              <w:top w:val="single" w:color="BFBFBF" w:sz="4"/>
+              <w:left w:val="single" w:color="BFBFBF" w:sz="4"/>
+              <w:bottom w:val="single" w:color="BFBFBF" w:sz="4"/>
+              <w:right w:val="single" w:color="BFBFBF" w:sz="4"/>
+            </w:tcBorders>
+            <w:shd w:fill="F2F5FA" w:color="auto" w:val="clear"/>
+            <w:tcMar>
+              <w:top w:type="dxa" w:w="60"/>
+              <w:left w:type="dxa" w:w="100"/>
+              <w:bottom w:type="dxa" w:w="60"/>
+              <w:right w:type="dxa" w:w="100"/>
+            </w:tcMar>
+          </w:tcPr>
+          <w:p>
+            <w:pPr>
+              <w:spacing w:after="0" w:line="264"/>
+            </w:pPr>
+            <w:r>
+              <w:rPr>
+                <w:rFonts w:ascii="Consolas" w:cs="Consolas" w:eastAsia="Consolas" w:hAnsi="Consolas"/>
+                <w:b w:val="false"/>
+                <w:bCs w:val="false"/>
+                <w:color w:val="B02A4A"/>
+                <w:sz w:val="19"/>
+                <w:szCs w:val="19"/>
+              </w:rPr>
+              <w:t xml:space="preserve">증거화면/08_TableEditor_reminders_1행.jpg</w:t>
+            </w:r>
+          </w:p>
+        </w:tc>
+      </w:tr>
+      <w:tr>
+        <w:trPr>
+          <w:cantSplit/>
+        </w:trPr>
+        <w:tc>
+          <w:tcPr>
+            <w:tcW w:type="dxa" w:w="952"/>
+            <w:tcBorders>
+              <w:top w:val="single" w:color="BFBFBF" w:sz="4"/>
+              <w:left w:val="single" w:color="BFBFBF" w:sz="4"/>
+              <w:bottom w:val="single" w:color="BFBFBF" w:sz="4"/>
+              <w:right w:val="single" w:color="BFBFBF" w:sz="4"/>
+            </w:tcBorders>
+            <w:tcMar>
+              <w:top w:type="dxa" w:w="60"/>
+              <w:left w:type="dxa" w:w="100"/>
+              <w:bottom w:type="dxa" w:w="60"/>
+              <w:right w:type="dxa" w:w="100"/>
+            </w:tcMar>
+          </w:tcPr>
+          <w:p>
+            <w:pPr>
+              <w:spacing w:after="0" w:line="264"/>
+            </w:pPr>
+            <w:r>
+              <w:rPr>
+                <w:rFonts w:ascii="맑은 고딕" w:cs="맑은 고딕" w:eastAsia="맑은 고딕" w:hAnsi="맑은 고딕"/>
+                <w:b w:val="false"/>
+                <w:bCs w:val="false"/>
+                <w:color w:val="222222"/>
+                <w:sz w:val="19"/>
+                <w:szCs w:val="19"/>
+              </w:rPr>
+              <w:t xml:space="preserve">09</w:t>
+            </w:r>
+          </w:p>
+        </w:tc>
+        <w:tc>
+          <w:tcPr>
+            <w:tcW w:type="dxa" w:w="952"/>
+            <w:tcBorders>
+              <w:top w:val="single" w:color="BFBFBF" w:sz="4"/>
+              <w:left w:val="single" w:color="BFBFBF" w:sz="4"/>
+              <w:bottom w:val="single" w:color="BFBFBF" w:sz="4"/>
+              <w:right w:val="single" w:color="BFBFBF" w:sz="4"/>
+            </w:tcBorders>
+            <w:tcMar>
+              <w:top w:type="dxa" w:w="60"/>
+              <w:left w:type="dxa" w:w="100"/>
+              <w:bottom w:type="dxa" w:w="60"/>
+              <w:right w:type="dxa" w:w="100"/>
+            </w:tcMar>
+          </w:tcPr>
+          <w:p>
+            <w:pPr>
+              <w:spacing w:after="0" w:line="264"/>
+            </w:pPr>
+            <w:r>
+              <w:rPr>
+                <w:rFonts w:ascii="맑은 고딕" w:cs="맑은 고딕" w:eastAsia="맑은 고딕" w:hAnsi="맑은 고딕"/>
+                <w:b w:val="false"/>
+                <w:bCs w:val="false"/>
+                <w:color w:val="222222"/>
+                <w:sz w:val="19"/>
+                <w:szCs w:val="19"/>
+              </w:rPr>
               <w:t xml:space="preserve">7-5</w:t>
             </w:r>
           </w:p>
         </w:tc>
         <w:tc>
           <w:tcPr>
-            <w:tcW w:type="dxa" w:w="4137"/>
+            <w:tcW w:type="dxa" w:w="4048"/>
+            <w:tcBorders>
+              <w:top w:val="single" w:color="BFBFBF" w:sz="4"/>
+              <w:left w:val="single" w:color="BFBFBF" w:sz="4"/>
+              <w:bottom w:val="single" w:color="BFBFBF" w:sz="4"/>
+              <w:right w:val="single" w:color="BFBFBF" w:sz="4"/>
+            </w:tcBorders>
+            <w:tcMar>
+              <w:top w:type="dxa" w:w="60"/>
+              <w:left w:type="dxa" w:w="100"/>
+              <w:bottom w:type="dxa" w:w="60"/>
+              <w:right w:type="dxa" w:w="100"/>
+            </w:tcMar>
+          </w:tcPr>
+          <w:p>
+            <w:pPr>
+              <w:spacing w:after="0" w:line="264"/>
+            </w:pPr>
+            <w:r>
+              <w:rPr>
+                <w:rFonts w:ascii="맑은 고딕" w:cs="맑은 고딕" w:eastAsia="맑은 고딕" w:hAnsi="맑은 고딕"/>
+                <w:b w:val="false"/>
+                <w:bCs w:val="false"/>
+                <w:color w:val="222222"/>
+                <w:sz w:val="19"/>
+                <w:szCs w:val="19"/>
+              </w:rPr>
+              <w:t xml:space="preserve">green 전환 후 — 배너 GREEN, 대화 3개 그대로</w:t>
+            </w:r>
+          </w:p>
+        </w:tc>
+        <w:tc>
+          <w:tcPr>
+            <w:tcW w:type="dxa" w:w="3408"/>
+            <w:tcBorders>
+              <w:top w:val="single" w:color="BFBFBF" w:sz="4"/>
+              <w:left w:val="single" w:color="BFBFBF" w:sz="4"/>
+              <w:bottom w:val="single" w:color="BFBFBF" w:sz="4"/>
+              <w:right w:val="single" w:color="BFBFBF" w:sz="4"/>
+            </w:tcBorders>
+            <w:tcMar>
+              <w:top w:type="dxa" w:w="60"/>
+              <w:left w:type="dxa" w:w="100"/>
+              <w:bottom w:type="dxa" w:w="60"/>
+              <w:right w:type="dxa" w:w="100"/>
+            </w:tcMar>
+          </w:tcPr>
+          <w:p>
+            <w:pPr>
+              <w:spacing w:after="0" w:line="264"/>
+            </w:pPr>
+            <w:r>
+              <w:rPr>
+                <w:rFonts w:ascii="Consolas" w:cs="Consolas" w:eastAsia="Consolas" w:hAnsi="Consolas"/>
+                <w:b w:val="false"/>
+                <w:bCs w:val="false"/>
+                <w:color w:val="B02A4A"/>
+                <w:sz w:val="19"/>
+                <w:szCs w:val="19"/>
+              </w:rPr>
+              <w:t xml:space="preserve">증거화면/09_green전환후_대화유지.jpg</w:t>
+            </w:r>
+          </w:p>
+        </w:tc>
+      </w:tr>
+      <w:tr>
+        <w:trPr>
+          <w:cantSplit/>
+        </w:trPr>
+        <w:tc>
+          <w:tcPr>
+            <w:tcW w:type="dxa" w:w="952"/>
             <w:tcBorders>
               <w:top w:val="single" w:color="BFBFBF" w:sz="4"/>
               <w:left w:val="single" w:color="BFBFBF" w:sz="4"/>
@@ -22696,8 +23718,99 @@
                 <w:sz w:val="19"/>
                 <w:szCs w:val="19"/>
               </w:rPr>
-              <w:t xml:space="preserve">시크릿 창 3장: 빈 대화 / "내 약속 뭐 있어?" 응답·개발용 패널 / </w:t>
-            </w:r>
+              <w:t xml:space="preserve">10</w:t>
+            </w:r>
+          </w:p>
+        </w:tc>
+        <w:tc>
+          <w:tcPr>
+            <w:tcW w:type="dxa" w:w="952"/>
+            <w:tcBorders>
+              <w:top w:val="single" w:color="BFBFBF" w:sz="4"/>
+              <w:left w:val="single" w:color="BFBFBF" w:sz="4"/>
+              <w:bottom w:val="single" w:color="BFBFBF" w:sz="4"/>
+              <w:right w:val="single" w:color="BFBFBF" w:sz="4"/>
+            </w:tcBorders>
+            <w:shd w:fill="F2F5FA" w:color="auto" w:val="clear"/>
+            <w:tcMar>
+              <w:top w:type="dxa" w:w="60"/>
+              <w:left w:type="dxa" w:w="100"/>
+              <w:bottom w:type="dxa" w:w="60"/>
+              <w:right w:type="dxa" w:w="100"/>
+            </w:tcMar>
+          </w:tcPr>
+          <w:p>
+            <w:pPr>
+              <w:spacing w:after="0" w:line="264"/>
+            </w:pPr>
+            <w:r>
+              <w:rPr>
+                <w:rFonts w:ascii="맑은 고딕" w:cs="맑은 고딕" w:eastAsia="맑은 고딕" w:hAnsi="맑은 고딕"/>
+                <w:b w:val="false"/>
+                <w:bCs w:val="false"/>
+                <w:color w:val="222222"/>
+                <w:sz w:val="19"/>
+                <w:szCs w:val="19"/>
+              </w:rPr>
+              <w:t xml:space="preserve">7-5</w:t>
+            </w:r>
+          </w:p>
+        </w:tc>
+        <w:tc>
+          <w:tcPr>
+            <w:tcW w:type="dxa" w:w="4048"/>
+            <w:tcBorders>
+              <w:top w:val="single" w:color="BFBFBF" w:sz="4"/>
+              <w:left w:val="single" w:color="BFBFBF" w:sz="4"/>
+              <w:bottom w:val="single" w:color="BFBFBF" w:sz="4"/>
+              <w:right w:val="single" w:color="BFBFBF" w:sz="4"/>
+            </w:tcBorders>
+            <w:shd w:fill="F2F5FA" w:color="auto" w:val="clear"/>
+            <w:tcMar>
+              <w:top w:type="dxa" w:w="60"/>
+              <w:left w:type="dxa" w:w="100"/>
+              <w:bottom w:type="dxa" w:w="60"/>
+              <w:right w:type="dxa" w:w="100"/>
+            </w:tcMar>
+          </w:tcPr>
+          <w:p>
+            <w:pPr>
+              <w:spacing w:after="0" w:line="264"/>
+            </w:pPr>
+            <w:r>
+              <w:rPr>
+                <w:rFonts w:ascii="맑은 고딕" w:cs="맑은 고딕" w:eastAsia="맑은 고딕" w:hAnsi="맑은 고딕"/>
+                <w:b w:val="false"/>
+                <w:bCs w:val="false"/>
+                <w:color w:val="222222"/>
+                <w:sz w:val="19"/>
+                <w:szCs w:val="19"/>
+              </w:rPr>
+              <w:t xml:space="preserve">blue 재시작 후 — 배너 BLUE, 대화 3개 그대로</w:t>
+            </w:r>
+          </w:p>
+        </w:tc>
+        <w:tc>
+          <w:tcPr>
+            <w:tcW w:type="dxa" w:w="3408"/>
+            <w:tcBorders>
+              <w:top w:val="single" w:color="BFBFBF" w:sz="4"/>
+              <w:left w:val="single" w:color="BFBFBF" w:sz="4"/>
+              <w:bottom w:val="single" w:color="BFBFBF" w:sz="4"/>
+              <w:right w:val="single" w:color="BFBFBF" w:sz="4"/>
+            </w:tcBorders>
+            <w:shd w:fill="F2F5FA" w:color="auto" w:val="clear"/>
+            <w:tcMar>
+              <w:top w:type="dxa" w:w="60"/>
+              <w:left w:type="dxa" w:w="100"/>
+              <w:bottom w:type="dxa" w:w="60"/>
+              <w:right w:type="dxa" w:w="100"/>
+            </w:tcMar>
+          </w:tcPr>
+          <w:p>
+            <w:pPr>
+              <w:spacing w:after="0" w:line="264"/>
+            </w:pPr>
             <w:r>
               <w:rPr>
                 <w:rFonts w:ascii="Consolas" w:cs="Consolas" w:eastAsia="Consolas" w:hAnsi="Consolas"/>
@@ -22707,6 +23820,388 @@
                 <w:sz w:val="19"/>
                 <w:szCs w:val="19"/>
               </w:rPr>
+              <w:t xml:space="preserve">증거화면/10_blue재시작후_대화유지.jpg</w:t>
+            </w:r>
+          </w:p>
+        </w:tc>
+      </w:tr>
+      <w:tr>
+        <w:trPr>
+          <w:cantSplit/>
+        </w:trPr>
+        <w:tc>
+          <w:tcPr>
+            <w:tcW w:type="dxa" w:w="952"/>
+            <w:tcBorders>
+              <w:top w:val="single" w:color="BFBFBF" w:sz="4"/>
+              <w:left w:val="single" w:color="BFBFBF" w:sz="4"/>
+              <w:bottom w:val="single" w:color="BFBFBF" w:sz="4"/>
+              <w:right w:val="single" w:color="BFBFBF" w:sz="4"/>
+            </w:tcBorders>
+            <w:tcMar>
+              <w:top w:type="dxa" w:w="60"/>
+              <w:left w:type="dxa" w:w="100"/>
+              <w:bottom w:type="dxa" w:w="60"/>
+              <w:right w:type="dxa" w:w="100"/>
+            </w:tcMar>
+          </w:tcPr>
+          <w:p>
+            <w:pPr>
+              <w:spacing w:after="0" w:line="264"/>
+            </w:pPr>
+            <w:r>
+              <w:rPr>
+                <w:rFonts w:ascii="맑은 고딕" w:cs="맑은 고딕" w:eastAsia="맑은 고딕" w:hAnsi="맑은 고딕"/>
+                <w:b w:val="false"/>
+                <w:bCs w:val="false"/>
+                <w:color w:val="222222"/>
+                <w:sz w:val="19"/>
+                <w:szCs w:val="19"/>
+              </w:rPr>
+              <w:t xml:space="preserve">11</w:t>
+            </w:r>
+          </w:p>
+        </w:tc>
+        <w:tc>
+          <w:tcPr>
+            <w:tcW w:type="dxa" w:w="952"/>
+            <w:tcBorders>
+              <w:top w:val="single" w:color="BFBFBF" w:sz="4"/>
+              <w:left w:val="single" w:color="BFBFBF" w:sz="4"/>
+              <w:bottom w:val="single" w:color="BFBFBF" w:sz="4"/>
+              <w:right w:val="single" w:color="BFBFBF" w:sz="4"/>
+            </w:tcBorders>
+            <w:tcMar>
+              <w:top w:type="dxa" w:w="60"/>
+              <w:left w:type="dxa" w:w="100"/>
+              <w:bottom w:type="dxa" w:w="60"/>
+              <w:right w:type="dxa" w:w="100"/>
+            </w:tcMar>
+          </w:tcPr>
+          <w:p>
+            <w:pPr>
+              <w:spacing w:after="0" w:line="264"/>
+            </w:pPr>
+            <w:r>
+              <w:rPr>
+                <w:rFonts w:ascii="맑은 고딕" w:cs="맑은 고딕" w:eastAsia="맑은 고딕" w:hAnsi="맑은 고딕"/>
+                <w:b w:val="false"/>
+                <w:bCs w:val="false"/>
+                <w:color w:val="222222"/>
+                <w:sz w:val="19"/>
+                <w:szCs w:val="19"/>
+              </w:rPr>
+              <w:t xml:space="preserve">7-5</w:t>
+            </w:r>
+          </w:p>
+        </w:tc>
+        <w:tc>
+          <w:tcPr>
+            <w:tcW w:type="dxa" w:w="4048"/>
+            <w:tcBorders>
+              <w:top w:val="single" w:color="BFBFBF" w:sz="4"/>
+              <w:left w:val="single" w:color="BFBFBF" w:sz="4"/>
+              <w:bottom w:val="single" w:color="BFBFBF" w:sz="4"/>
+              <w:right w:val="single" w:color="BFBFBF" w:sz="4"/>
+            </w:tcBorders>
+            <w:tcMar>
+              <w:top w:type="dxa" w:w="60"/>
+              <w:left w:type="dxa" w:w="100"/>
+              <w:bottom w:type="dxa" w:w="60"/>
+              <w:right w:type="dxa" w:w="100"/>
+            </w:tcMar>
+          </w:tcPr>
+          <w:p>
+            <w:pPr>
+              <w:spacing w:after="0" w:line="264"/>
+            </w:pPr>
+            <w:r>
+              <w:rPr>
+                <w:rFonts w:ascii="맑은 고딕" w:cs="맑은 고딕" w:eastAsia="맑은 고딕" w:hAnsi="맑은 고딕"/>
+                <w:b w:val="false"/>
+                <w:bCs w:val="false"/>
+                <w:color w:val="222222"/>
+                <w:sz w:val="19"/>
+                <w:szCs w:val="19"/>
+              </w:rPr>
+              <w:t xml:space="preserve">시크릿 창 — 빈 대화</w:t>
+            </w:r>
+          </w:p>
+        </w:tc>
+        <w:tc>
+          <w:tcPr>
+            <w:tcW w:type="dxa" w:w="3408"/>
+            <w:tcBorders>
+              <w:top w:val="single" w:color="BFBFBF" w:sz="4"/>
+              <w:left w:val="single" w:color="BFBFBF" w:sz="4"/>
+              <w:bottom w:val="single" w:color="BFBFBF" w:sz="4"/>
+              <w:right w:val="single" w:color="BFBFBF" w:sz="4"/>
+            </w:tcBorders>
+            <w:tcMar>
+              <w:top w:type="dxa" w:w="60"/>
+              <w:left w:type="dxa" w:w="100"/>
+              <w:bottom w:type="dxa" w:w="60"/>
+              <w:right w:type="dxa" w:w="100"/>
+            </w:tcMar>
+          </w:tcPr>
+          <w:p>
+            <w:pPr>
+              <w:spacing w:after="0" w:line="264"/>
+            </w:pPr>
+            <w:r>
+              <w:rPr>
+                <w:rFonts w:ascii="Consolas" w:cs="Consolas" w:eastAsia="Consolas" w:hAnsi="Consolas"/>
+                <w:b w:val="false"/>
+                <w:bCs w:val="false"/>
+                <w:color w:val="B02A4A"/>
+                <w:sz w:val="19"/>
+                <w:szCs w:val="19"/>
+              </w:rPr>
+              <w:t xml:space="preserve">증거화면/11_시크릿_빈대화.jpg</w:t>
+            </w:r>
+          </w:p>
+        </w:tc>
+      </w:tr>
+      <w:tr>
+        <w:trPr>
+          <w:cantSplit/>
+        </w:trPr>
+        <w:tc>
+          <w:tcPr>
+            <w:tcW w:type="dxa" w:w="952"/>
+            <w:tcBorders>
+              <w:top w:val="single" w:color="BFBFBF" w:sz="4"/>
+              <w:left w:val="single" w:color="BFBFBF" w:sz="4"/>
+              <w:bottom w:val="single" w:color="BFBFBF" w:sz="4"/>
+              <w:right w:val="single" w:color="BFBFBF" w:sz="4"/>
+            </w:tcBorders>
+            <w:shd w:fill="F2F5FA" w:color="auto" w:val="clear"/>
+            <w:tcMar>
+              <w:top w:type="dxa" w:w="60"/>
+              <w:left w:type="dxa" w:w="100"/>
+              <w:bottom w:type="dxa" w:w="60"/>
+              <w:right w:type="dxa" w:w="100"/>
+            </w:tcMar>
+          </w:tcPr>
+          <w:p>
+            <w:pPr>
+              <w:spacing w:after="0" w:line="264"/>
+            </w:pPr>
+            <w:r>
+              <w:rPr>
+                <w:rFonts w:ascii="맑은 고딕" w:cs="맑은 고딕" w:eastAsia="맑은 고딕" w:hAnsi="맑은 고딕"/>
+                <w:b w:val="false"/>
+                <w:bCs w:val="false"/>
+                <w:color w:val="222222"/>
+                <w:sz w:val="19"/>
+                <w:szCs w:val="19"/>
+              </w:rPr>
+              <w:t xml:space="preserve">12</w:t>
+            </w:r>
+          </w:p>
+        </w:tc>
+        <w:tc>
+          <w:tcPr>
+            <w:tcW w:type="dxa" w:w="952"/>
+            <w:tcBorders>
+              <w:top w:val="single" w:color="BFBFBF" w:sz="4"/>
+              <w:left w:val="single" w:color="BFBFBF" w:sz="4"/>
+              <w:bottom w:val="single" w:color="BFBFBF" w:sz="4"/>
+              <w:right w:val="single" w:color="BFBFBF" w:sz="4"/>
+            </w:tcBorders>
+            <w:shd w:fill="F2F5FA" w:color="auto" w:val="clear"/>
+            <w:tcMar>
+              <w:top w:type="dxa" w:w="60"/>
+              <w:left w:type="dxa" w:w="100"/>
+              <w:bottom w:type="dxa" w:w="60"/>
+              <w:right w:type="dxa" w:w="100"/>
+            </w:tcMar>
+          </w:tcPr>
+          <w:p>
+            <w:pPr>
+              <w:spacing w:after="0" w:line="264"/>
+            </w:pPr>
+            <w:r>
+              <w:rPr>
+                <w:rFonts w:ascii="맑은 고딕" w:cs="맑은 고딕" w:eastAsia="맑은 고딕" w:hAnsi="맑은 고딕"/>
+                <w:b w:val="false"/>
+                <w:bCs w:val="false"/>
+                <w:color w:val="222222"/>
+                <w:sz w:val="19"/>
+                <w:szCs w:val="19"/>
+              </w:rPr>
+              <w:t xml:space="preserve">7-5</w:t>
+            </w:r>
+          </w:p>
+        </w:tc>
+        <w:tc>
+          <w:tcPr>
+            <w:tcW w:type="dxa" w:w="4048"/>
+            <w:tcBorders>
+              <w:top w:val="single" w:color="BFBFBF" w:sz="4"/>
+              <w:left w:val="single" w:color="BFBFBF" w:sz="4"/>
+              <w:bottom w:val="single" w:color="BFBFBF" w:sz="4"/>
+              <w:right w:val="single" w:color="BFBFBF" w:sz="4"/>
+            </w:tcBorders>
+            <w:shd w:fill="F2F5FA" w:color="auto" w:val="clear"/>
+            <w:tcMar>
+              <w:top w:type="dxa" w:w="60"/>
+              <w:left w:type="dxa" w:w="100"/>
+              <w:bottom w:type="dxa" w:w="60"/>
+              <w:right w:type="dxa" w:w="100"/>
+            </w:tcMar>
+          </w:tcPr>
+          <w:p>
+            <w:pPr>
+              <w:spacing w:after="0" w:line="264"/>
+            </w:pPr>
+            <w:r>
+              <w:rPr>
+                <w:rFonts w:ascii="맑은 고딕" w:cs="맑은 고딕" w:eastAsia="맑은 고딕" w:hAnsi="맑은 고딕"/>
+                <w:b w:val="false"/>
+                <w:bCs w:val="false"/>
+                <w:color w:val="222222"/>
+                <w:sz w:val="19"/>
+                <w:szCs w:val="19"/>
+              </w:rPr>
+              <w:t xml:space="preserve">시크릿 창 — "내 약속 뭐 있어?" 응답과 개발용 패널(3.0초)</w:t>
+            </w:r>
+          </w:p>
+        </w:tc>
+        <w:tc>
+          <w:tcPr>
+            <w:tcW w:type="dxa" w:w="3408"/>
+            <w:tcBorders>
+              <w:top w:val="single" w:color="BFBFBF" w:sz="4"/>
+              <w:left w:val="single" w:color="BFBFBF" w:sz="4"/>
+              <w:bottom w:val="single" w:color="BFBFBF" w:sz="4"/>
+              <w:right w:val="single" w:color="BFBFBF" w:sz="4"/>
+            </w:tcBorders>
+            <w:shd w:fill="F2F5FA" w:color="auto" w:val="clear"/>
+            <w:tcMar>
+              <w:top w:type="dxa" w:w="60"/>
+              <w:left w:type="dxa" w:w="100"/>
+              <w:bottom w:type="dxa" w:w="60"/>
+              <w:right w:type="dxa" w:w="100"/>
+            </w:tcMar>
+          </w:tcPr>
+          <w:p>
+            <w:pPr>
+              <w:spacing w:after="0" w:line="264"/>
+            </w:pPr>
+            <w:r>
+              <w:rPr>
+                <w:rFonts w:ascii="Consolas" w:cs="Consolas" w:eastAsia="Consolas" w:hAnsi="Consolas"/>
+                <w:b w:val="false"/>
+                <w:bCs w:val="false"/>
+                <w:color w:val="B02A4A"/>
+                <w:sz w:val="19"/>
+                <w:szCs w:val="19"/>
+              </w:rPr>
+              <w:t xml:space="preserve">증거화면/12_시크릿_약속응답.jpg</w:t>
+            </w:r>
+          </w:p>
+        </w:tc>
+      </w:tr>
+      <w:tr>
+        <w:trPr>
+          <w:cantSplit/>
+        </w:trPr>
+        <w:tc>
+          <w:tcPr>
+            <w:tcW w:type="dxa" w:w="952"/>
+            <w:tcBorders>
+              <w:top w:val="single" w:color="BFBFBF" w:sz="4"/>
+              <w:left w:val="single" w:color="BFBFBF" w:sz="4"/>
+              <w:bottom w:val="single" w:color="BFBFBF" w:sz="4"/>
+              <w:right w:val="single" w:color="BFBFBF" w:sz="4"/>
+            </w:tcBorders>
+            <w:tcMar>
+              <w:top w:type="dxa" w:w="60"/>
+              <w:left w:type="dxa" w:w="100"/>
+              <w:bottom w:type="dxa" w:w="60"/>
+              <w:right w:type="dxa" w:w="100"/>
+            </w:tcMar>
+          </w:tcPr>
+          <w:p>
+            <w:pPr>
+              <w:spacing w:after="0" w:line="264"/>
+            </w:pPr>
+            <w:r>
+              <w:rPr>
+                <w:rFonts w:ascii="맑은 고딕" w:cs="맑은 고딕" w:eastAsia="맑은 고딕" w:hAnsi="맑은 고딕"/>
+                <w:b w:val="false"/>
+                <w:bCs w:val="false"/>
+                <w:color w:val="222222"/>
+                <w:sz w:val="19"/>
+                <w:szCs w:val="19"/>
+              </w:rPr>
+              <w:t xml:space="preserve">13</w:t>
+            </w:r>
+          </w:p>
+        </w:tc>
+        <w:tc>
+          <w:tcPr>
+            <w:tcW w:type="dxa" w:w="952"/>
+            <w:tcBorders>
+              <w:top w:val="single" w:color="BFBFBF" w:sz="4"/>
+              <w:left w:val="single" w:color="BFBFBF" w:sz="4"/>
+              <w:bottom w:val="single" w:color="BFBFBF" w:sz="4"/>
+              <w:right w:val="single" w:color="BFBFBF" w:sz="4"/>
+            </w:tcBorders>
+            <w:tcMar>
+              <w:top w:type="dxa" w:w="60"/>
+              <w:left w:type="dxa" w:w="100"/>
+              <w:bottom w:type="dxa" w:w="60"/>
+              <w:right w:type="dxa" w:w="100"/>
+            </w:tcMar>
+          </w:tcPr>
+          <w:p>
+            <w:pPr>
+              <w:spacing w:after="0" w:line="264"/>
+            </w:pPr>
+            <w:r>
+              <w:rPr>
+                <w:rFonts w:ascii="맑은 고딕" w:cs="맑은 고딕" w:eastAsia="맑은 고딕" w:hAnsi="맑은 고딕"/>
+                <w:b w:val="false"/>
+                <w:bCs w:val="false"/>
+                <w:color w:val="222222"/>
+                <w:sz w:val="19"/>
+                <w:szCs w:val="19"/>
+              </w:rPr>
+              <w:t xml:space="preserve">7-5</w:t>
+            </w:r>
+          </w:p>
+        </w:tc>
+        <w:tc>
+          <w:tcPr>
+            <w:tcW w:type="dxa" w:w="4048"/>
+            <w:tcBorders>
+              <w:top w:val="single" w:color="BFBFBF" w:sz="4"/>
+              <w:left w:val="single" w:color="BFBFBF" w:sz="4"/>
+              <w:bottom w:val="single" w:color="BFBFBF" w:sz="4"/>
+              <w:right w:val="single" w:color="BFBFBF" w:sz="4"/>
+            </w:tcBorders>
+            <w:tcMar>
+              <w:top w:type="dxa" w:w="60"/>
+              <w:left w:type="dxa" w:w="100"/>
+              <w:bottom w:type="dxa" w:w="60"/>
+              <w:right w:type="dxa" w:w="100"/>
+            </w:tcMar>
+          </w:tcPr>
+          <w:p>
+            <w:pPr>
+              <w:spacing w:after="0" w:line="264"/>
+            </w:pPr>
+            <w:r>
+              <w:rPr>
+                <w:rFonts w:ascii="Consolas" w:cs="Consolas" w:eastAsia="Consolas" w:hAnsi="Consolas"/>
+                <w:b w:val="false"/>
+                <w:bCs w:val="false"/>
+                <w:color w:val="B02A4A"/>
+                <w:sz w:val="19"/>
+                <w:szCs w:val="19"/>
+              </w:rPr>
               <w:t xml:space="preserve">messages</w:t>
             </w:r>
             <w:r>
@@ -22718,13 +24213,73 @@
                 <w:sz w:val="19"/>
                 <w:szCs w:val="19"/>
               </w:rPr>
-              <w:t xml:space="preserve"> 6행 — 가림 필요</w:t>
-            </w:r>
-          </w:p>
-        </w:tc>
-        <w:tc>
-          <w:tcPr>
-            <w:tcW w:type="dxa" w:w="3871"/>
+              <w:t xml:space="preserve"> 6행(4~6번이 다른 </w:t>
+            </w:r>
+            <w:r>
+              <w:rPr>
+                <w:rFonts w:ascii="Consolas" w:cs="Consolas" w:eastAsia="Consolas" w:hAnsi="Consolas"/>
+                <w:b w:val="false"/>
+                <w:bCs w:val="false"/>
+                <w:color w:val="B02A4A"/>
+                <w:sz w:val="19"/>
+                <w:szCs w:val="19"/>
+              </w:rPr>
+              <w:t xml:space="preserve">user_id</w:t>
+            </w:r>
+            <w:r>
+              <w:rPr>
+                <w:rFonts w:ascii="맑은 고딕" w:cs="맑은 고딕" w:eastAsia="맑은 고딕" w:hAnsi="맑은 고딕"/>
+                <w:b w:val="false"/>
+                <w:bCs w:val="false"/>
+                <w:color w:val="222222"/>
+                <w:sz w:val="19"/>
+                <w:szCs w:val="19"/>
+              </w:rPr>
+              <w:t xml:space="preserve">)</w:t>
+            </w:r>
+          </w:p>
+        </w:tc>
+        <w:tc>
+          <w:tcPr>
+            <w:tcW w:type="dxa" w:w="3408"/>
+            <w:tcBorders>
+              <w:top w:val="single" w:color="BFBFBF" w:sz="4"/>
+              <w:left w:val="single" w:color="BFBFBF" w:sz="4"/>
+              <w:bottom w:val="single" w:color="BFBFBF" w:sz="4"/>
+              <w:right w:val="single" w:color="BFBFBF" w:sz="4"/>
+            </w:tcBorders>
+            <w:tcMar>
+              <w:top w:type="dxa" w:w="60"/>
+              <w:left w:type="dxa" w:w="100"/>
+              <w:bottom w:type="dxa" w:w="60"/>
+              <w:right w:type="dxa" w:w="100"/>
+            </w:tcMar>
+          </w:tcPr>
+          <w:p>
+            <w:pPr>
+              <w:spacing w:after="0" w:line="264"/>
+            </w:pPr>
+            <w:r>
+              <w:rPr>
+                <w:rFonts w:ascii="Consolas" w:cs="Consolas" w:eastAsia="Consolas" w:hAnsi="Consolas"/>
+                <w:b w:val="false"/>
+                <w:bCs w:val="false"/>
+                <w:color w:val="B02A4A"/>
+                <w:sz w:val="19"/>
+                <w:szCs w:val="19"/>
+              </w:rPr>
+              <w:t xml:space="preserve">증거화면/13_TableEditor_messages_6행.jpg</w:t>
+            </w:r>
+          </w:p>
+        </w:tc>
+      </w:tr>
+      <w:tr>
+        <w:trPr>
+          <w:cantSplit/>
+        </w:trPr>
+        <w:tc>
+          <w:tcPr>
+            <w:tcW w:type="dxa" w:w="952"/>
             <w:tcBorders>
               <w:top w:val="single" w:color="BFBFBF" w:sz="4"/>
               <w:left w:val="single" w:color="BFBFBF" w:sz="4"/>
@@ -22752,7 +24307,75 @@
                 <w:sz w:val="19"/>
                 <w:szCs w:val="19"/>
               </w:rPr>
-              <w:t xml:space="preserve">(제안 이름) </w:t>
+              <w:t xml:space="preserve">14</w:t>
+            </w:r>
+          </w:p>
+        </w:tc>
+        <w:tc>
+          <w:tcPr>
+            <w:tcW w:type="dxa" w:w="952"/>
+            <w:tcBorders>
+              <w:top w:val="single" w:color="BFBFBF" w:sz="4"/>
+              <w:left w:val="single" w:color="BFBFBF" w:sz="4"/>
+              <w:bottom w:val="single" w:color="BFBFBF" w:sz="4"/>
+              <w:right w:val="single" w:color="BFBFBF" w:sz="4"/>
+            </w:tcBorders>
+            <w:shd w:fill="F2F5FA" w:color="auto" w:val="clear"/>
+            <w:tcMar>
+              <w:top w:type="dxa" w:w="60"/>
+              <w:left w:type="dxa" w:w="100"/>
+              <w:bottom w:type="dxa" w:w="60"/>
+              <w:right w:type="dxa" w:w="100"/>
+            </w:tcMar>
+          </w:tcPr>
+          <w:p>
+            <w:pPr>
+              <w:spacing w:after="0" w:line="264"/>
+            </w:pPr>
+            <w:r>
+              <w:rPr>
+                <w:rFonts w:ascii="맑은 고딕" w:cs="맑은 고딕" w:eastAsia="맑은 고딕" w:hAnsi="맑은 고딕"/>
+                <w:b w:val="false"/>
+                <w:bCs w:val="false"/>
+                <w:color w:val="222222"/>
+                <w:sz w:val="19"/>
+                <w:szCs w:val="19"/>
+              </w:rPr>
+              <w:t xml:space="preserve">8 (사고 2)</w:t>
+            </w:r>
+          </w:p>
+        </w:tc>
+        <w:tc>
+          <w:tcPr>
+            <w:tcW w:type="dxa" w:w="4048"/>
+            <w:tcBorders>
+              <w:top w:val="single" w:color="BFBFBF" w:sz="4"/>
+              <w:left w:val="single" w:color="BFBFBF" w:sz="4"/>
+              <w:bottom w:val="single" w:color="BFBFBF" w:sz="4"/>
+              <w:right w:val="single" w:color="BFBFBF" w:sz="4"/>
+            </w:tcBorders>
+            <w:shd w:fill="F2F5FA" w:color="auto" w:val="clear"/>
+            <w:tcMar>
+              <w:top w:type="dxa" w:w="60"/>
+              <w:left w:type="dxa" w:w="100"/>
+              <w:bottom w:type="dxa" w:w="60"/>
+              <w:right w:type="dxa" w:w="100"/>
+            </w:tcMar>
+          </w:tcPr>
+          <w:p>
+            <w:pPr>
+              <w:spacing w:after="0" w:line="264"/>
+            </w:pPr>
+            <w:r>
+              <w:rPr>
+                <w:rFonts w:ascii="맑은 고딕" w:cs="맑은 고딕" w:eastAsia="맑은 고딕" w:hAnsi="맑은 고딕"/>
+                <w:b w:val="false"/>
+                <w:bCs w:val="false"/>
+                <w:color w:val="222222"/>
+                <w:sz w:val="19"/>
+                <w:szCs w:val="19"/>
+              </w:rPr>
+              <w:t xml:space="preserve">Docker가 꺼졌을 때 </w:t>
             </w:r>
             <w:r>
               <w:rPr>
@@ -22763,19 +24386,31 @@
                 <w:sz w:val="19"/>
                 <w:szCs w:val="19"/>
               </w:rPr>
-              <w:t xml:space="preserve">증거화면/09_시크릿_빈대화.jpg</w:t>
-            </w:r>
-            <w:r>
-              <w:rPr>
-                <w:rFonts w:ascii="맑은 고딕" w:cs="맑은 고딕" w:eastAsia="맑은 고딕" w:hAnsi="맑은 고딕"/>
-                <w:b w:val="false"/>
-                <w:bCs w:val="false"/>
-                <w:color w:val="222222"/>
-                <w:sz w:val="19"/>
-                <w:szCs w:val="19"/>
-              </w:rPr>
-              <w:t xml:space="preserve">, </w:t>
-            </w:r>
+              <w:t xml:space="preserve">ERR_CONNECTION_REFUSED</w:t>
+            </w:r>
+          </w:p>
+        </w:tc>
+        <w:tc>
+          <w:tcPr>
+            <w:tcW w:type="dxa" w:w="3408"/>
+            <w:tcBorders>
+              <w:top w:val="single" w:color="BFBFBF" w:sz="4"/>
+              <w:left w:val="single" w:color="BFBFBF" w:sz="4"/>
+              <w:bottom w:val="single" w:color="BFBFBF" w:sz="4"/>
+              <w:right w:val="single" w:color="BFBFBF" w:sz="4"/>
+            </w:tcBorders>
+            <w:shd w:fill="F2F5FA" w:color="auto" w:val="clear"/>
+            <w:tcMar>
+              <w:top w:type="dxa" w:w="60"/>
+              <w:left w:type="dxa" w:w="100"/>
+              <w:bottom w:type="dxa" w:w="60"/>
+              <w:right w:type="dxa" w:w="100"/>
+            </w:tcMar>
+          </w:tcPr>
+          <w:p>
+            <w:pPr>
+              <w:spacing w:after="0" w:line="264"/>
+            </w:pPr>
             <w:r>
               <w:rPr>
                 <w:rFonts w:ascii="Consolas" w:cs="Consolas" w:eastAsia="Consolas" w:hAnsi="Consolas"/>
@@ -22785,63 +24420,7 @@
                 <w:sz w:val="19"/>
                 <w:szCs w:val="19"/>
               </w:rPr>
-              <w:t xml:space="preserve">10_시크릿_약속응답.jpg</w:t>
-            </w:r>
-            <w:r>
-              <w:rPr>
-                <w:rFonts w:ascii="맑은 고딕" w:cs="맑은 고딕" w:eastAsia="맑은 고딕" w:hAnsi="맑은 고딕"/>
-                <w:b w:val="false"/>
-                <w:bCs w:val="false"/>
-                <w:color w:val="222222"/>
-                <w:sz w:val="19"/>
-                <w:szCs w:val="19"/>
-              </w:rPr>
-              <w:t xml:space="preserve">, </w:t>
-            </w:r>
-            <w:r>
-              <w:rPr>
-                <w:rFonts w:ascii="Consolas" w:cs="Consolas" w:eastAsia="Consolas" w:hAnsi="Consolas"/>
-                <w:b w:val="false"/>
-                <w:bCs w:val="false"/>
-                <w:color w:val="B02A4A"/>
-                <w:sz w:val="19"/>
-                <w:szCs w:val="19"/>
-              </w:rPr>
-              <w:t xml:space="preserve">11_TableEditor_6행.jpg</w:t>
-            </w:r>
-          </w:p>
-        </w:tc>
-        <w:tc>
-          <w:tcPr>
-            <w:tcW w:type="dxa" w:w="677"/>
-            <w:tcBorders>
-              <w:top w:val="single" w:color="BFBFBF" w:sz="4"/>
-              <w:left w:val="single" w:color="BFBFBF" w:sz="4"/>
-              <w:bottom w:val="single" w:color="BFBFBF" w:sz="4"/>
-              <w:right w:val="single" w:color="BFBFBF" w:sz="4"/>
-            </w:tcBorders>
-            <w:shd w:fill="F2F5FA" w:color="auto" w:val="clear"/>
-            <w:tcMar>
-              <w:top w:type="dxa" w:w="60"/>
-              <w:left w:type="dxa" w:w="100"/>
-              <w:bottom w:type="dxa" w:w="60"/>
-              <w:right w:type="dxa" w:w="100"/>
-            </w:tcMar>
-          </w:tcPr>
-          <w:p>
-            <w:pPr>
-              <w:spacing w:after="0" w:line="264"/>
-            </w:pPr>
-            <w:r>
-              <w:rPr>
-                <w:rFonts w:ascii="맑은 고딕" w:cs="맑은 고딕" w:eastAsia="맑은 고딕" w:hAnsi="맑은 고딕"/>
-                <w:b w:val="false"/>
-                <w:bCs w:val="false"/>
-                <w:color w:val="222222"/>
-                <w:sz w:val="19"/>
-                <w:szCs w:val="19"/>
-              </w:rPr>
-              <w:t xml:space="preserve">사용자가 직접 첨부</w:t>
+              <w:t xml:space="preserve">증거화면/14_Docker꺼짐_연결거부.jpg</w:t>
             </w:r>
           </w:p>
         </w:tc>
@@ -22876,7 +24455,7 @@
           <w:sz w:val="21"/>
           <w:szCs w:val="21"/>
         </w:rPr>
-        <w:t xml:space="preserve">(5장 실험 ①~④와 6장 재기동의 터미널 출력은 </w:t>
+        <w:t xml:space="preserve">(5장 실험 ①~④와 6장 재기동의 터미널 출력은 이미지가 아니라 </w:t>
       </w:r>
       <w:r>
         <w:rPr>
@@ -22898,7 +24477,7 @@
           <w:sz w:val="21"/>
           <w:szCs w:val="21"/>
         </w:rPr>
-        <w:t xml:space="preserve">의 원본 로그에 남겼다. 사용자가 보낸 캡처가 실제로 몇 장 남아 있는지는 확인하지 못했다.)</w:t>
+        <w:t xml:space="preserve">의 원본 로그 24개에 남겼다.)</w:t>
       </w:r>
     </w:p>
     <w:sectPr>
